--- a/Project20_FootPandaAnalysis/FoodPanda Analysis.docx
+++ b/Project20_FootPandaAnalysis/FoodPanda Analysis.docx
@@ -21,924 +21,1899 @@
       </w:pPr>
     </w:p>
     <w:p>
+      <w:pPr>
+        <w:pStyle w:val="ListParagraph"/>
+        <w:numPr>
+          <w:ilvl w:val="0"/>
+          <w:numId w:val="1"/>
+        </w:numPr>
+      </w:pPr>
+      <w:r>
+        <w:t xml:space="preserve">What is the </w:t>
+      </w:r>
+      <w:r>
+        <w:rPr>
+          <w:b/>
+          <w:bCs/>
+        </w:rPr>
+        <w:t>total number of unique orders</w:t>
+      </w:r>
+      <w:r>
+        <w:t xml:space="preserve"> in the dataset?</w:t>
+      </w:r>
+    </w:p>
+    <w:p>
+      <w:r>
+        <w:drawing>
+          <wp:inline distT="0" distB="0" distL="0" distR="0" wp14:anchorId="7391FC64" wp14:editId="428C8635">
+            <wp:extent cx="3210373" cy="2162477"/>
+            <wp:effectExtent l="0" t="0" r="9525" b="9525"/>
+            <wp:docPr id="580182999" name="Picture 1"/>
+            <wp:cNvGraphicFramePr>
+              <a:graphicFrameLocks xmlns:a="http://schemas.openxmlformats.org/drawingml/2006/main" noChangeAspect="1"/>
+            </wp:cNvGraphicFramePr>
+            <a:graphic xmlns:a="http://schemas.openxmlformats.org/drawingml/2006/main">
+              <a:graphicData uri="http://schemas.openxmlformats.org/drawingml/2006/picture">
+                <pic:pic xmlns:pic="http://schemas.openxmlformats.org/drawingml/2006/picture">
+                  <pic:nvPicPr>
+                    <pic:cNvPr id="580182999" name=""/>
+                    <pic:cNvPicPr/>
+                  </pic:nvPicPr>
+                  <pic:blipFill>
+                    <a:blip r:embed="rId5"/>
+                    <a:stretch>
+                      <a:fillRect/>
+                    </a:stretch>
+                  </pic:blipFill>
+                  <pic:spPr>
+                    <a:xfrm>
+                      <a:off x="0" y="0"/>
+                      <a:ext cx="3210373" cy="2162477"/>
+                    </a:xfrm>
+                    <a:prstGeom prst="rect">
+                      <a:avLst/>
+                    </a:prstGeom>
+                  </pic:spPr>
+                </pic:pic>
+              </a:graphicData>
+            </a:graphic>
+          </wp:inline>
+        </w:drawing>
+      </w:r>
+    </w:p>
+    <w:p>
+      <w:pPr>
+        <w:pStyle w:val="ListParagraph"/>
+        <w:numPr>
+          <w:ilvl w:val="0"/>
+          <w:numId w:val="1"/>
+        </w:numPr>
+      </w:pPr>
+      <w:r>
+        <w:t xml:space="preserve">How many </w:t>
+      </w:r>
+      <w:r>
+        <w:rPr>
+          <w:b/>
+          <w:bCs/>
+        </w:rPr>
+        <w:t>unique customers</w:t>
+      </w:r>
+      <w:r>
+        <w:t xml:space="preserve"> are currently in our database?</w:t>
+      </w:r>
+    </w:p>
+    <w:p>
+      <w:r>
+        <w:drawing>
+          <wp:inline distT="0" distB="0" distL="0" distR="0" wp14:anchorId="50FC922B" wp14:editId="04805B9C">
+            <wp:extent cx="3829584" cy="2191056"/>
+            <wp:effectExtent l="0" t="0" r="0" b="0"/>
+            <wp:docPr id="408433061" name="Picture 1"/>
+            <wp:cNvGraphicFramePr>
+              <a:graphicFrameLocks xmlns:a="http://schemas.openxmlformats.org/drawingml/2006/main" noChangeAspect="1"/>
+            </wp:cNvGraphicFramePr>
+            <a:graphic xmlns:a="http://schemas.openxmlformats.org/drawingml/2006/main">
+              <a:graphicData uri="http://schemas.openxmlformats.org/drawingml/2006/picture">
+                <pic:pic xmlns:pic="http://schemas.openxmlformats.org/drawingml/2006/picture">
+                  <pic:nvPicPr>
+                    <pic:cNvPr id="408433061" name=""/>
+                    <pic:cNvPicPr/>
+                  </pic:nvPicPr>
+                  <pic:blipFill>
+                    <a:blip r:embed="rId6"/>
+                    <a:stretch>
+                      <a:fillRect/>
+                    </a:stretch>
+                  </pic:blipFill>
+                  <pic:spPr>
+                    <a:xfrm>
+                      <a:off x="0" y="0"/>
+                      <a:ext cx="3829584" cy="2191056"/>
+                    </a:xfrm>
+                    <a:prstGeom prst="rect">
+                      <a:avLst/>
+                    </a:prstGeom>
+                  </pic:spPr>
+                </pic:pic>
+              </a:graphicData>
+            </a:graphic>
+          </wp:inline>
+        </w:drawing>
+      </w:r>
+    </w:p>
+    <w:p>
+      <w:pPr>
+        <w:pStyle w:val="ListParagraph"/>
+        <w:numPr>
+          <w:ilvl w:val="0"/>
+          <w:numId w:val="1"/>
+        </w:numPr>
+      </w:pPr>
+      <w:r>
+        <w:t xml:space="preserve">What is the </w:t>
+      </w:r>
+      <w:r>
+        <w:rPr>
+          <w:b/>
+          <w:bCs/>
+        </w:rPr>
+        <w:t>average price</w:t>
+      </w:r>
+      <w:r>
+        <w:t xml:space="preserve"> of a dish across all restaurants?</w:t>
+      </w:r>
+    </w:p>
+    <w:p>
+      <w:r>
+        <w:lastRenderedPageBreak/>
+        <w:drawing>
+          <wp:inline distT="0" distB="0" distL="0" distR="0" wp14:anchorId="618C47F3" wp14:editId="5DB11124">
+            <wp:extent cx="2848373" cy="2114845"/>
+            <wp:effectExtent l="0" t="0" r="9525" b="0"/>
+            <wp:docPr id="2047059202" name="Picture 1"/>
+            <wp:cNvGraphicFramePr>
+              <a:graphicFrameLocks xmlns:a="http://schemas.openxmlformats.org/drawingml/2006/main" noChangeAspect="1"/>
+            </wp:cNvGraphicFramePr>
+            <a:graphic xmlns:a="http://schemas.openxmlformats.org/drawingml/2006/main">
+              <a:graphicData uri="http://schemas.openxmlformats.org/drawingml/2006/picture">
+                <pic:pic xmlns:pic="http://schemas.openxmlformats.org/drawingml/2006/picture">
+                  <pic:nvPicPr>
+                    <pic:cNvPr id="2047059202" name=""/>
+                    <pic:cNvPicPr/>
+                  </pic:nvPicPr>
+                  <pic:blipFill>
+                    <a:blip r:embed="rId7"/>
+                    <a:stretch>
+                      <a:fillRect/>
+                    </a:stretch>
+                  </pic:blipFill>
+                  <pic:spPr>
+                    <a:xfrm>
+                      <a:off x="0" y="0"/>
+                      <a:ext cx="2848373" cy="2114845"/>
+                    </a:xfrm>
+                    <a:prstGeom prst="rect">
+                      <a:avLst/>
+                    </a:prstGeom>
+                  </pic:spPr>
+                </pic:pic>
+              </a:graphicData>
+            </a:graphic>
+          </wp:inline>
+        </w:drawing>
+      </w:r>
+    </w:p>
+    <w:p>
+      <w:pPr>
+        <w:pStyle w:val="ListParagraph"/>
+        <w:numPr>
+          <w:ilvl w:val="0"/>
+          <w:numId w:val="1"/>
+        </w:numPr>
+        <w:tabs>
+          <w:tab w:val="left" w:pos="5352"/>
+        </w:tabs>
+      </w:pPr>
+      <w:r>
+        <w:t xml:space="preserve">Which </w:t>
+      </w:r>
+      <w:r>
+        <w:rPr>
+          <w:b/>
+          <w:bCs/>
+        </w:rPr>
+        <w:t>city</w:t>
+      </w:r>
+      <w:r>
+        <w:t xml:space="preserve"> has the highest volume of orders?</w:t>
+      </w:r>
+      <w:r>
+        <w:tab/>
+      </w:r>
+    </w:p>
+    <w:p>
+      <w:pPr>
+        <w:tabs>
+          <w:tab w:val="left" w:pos="5352"/>
+        </w:tabs>
+      </w:pPr>
+      <w:r>
+        <w:drawing>
+          <wp:inline distT="0" distB="0" distL="0" distR="0" wp14:anchorId="24060B69" wp14:editId="16F09237">
+            <wp:extent cx="4887007" cy="3648584"/>
+            <wp:effectExtent l="0" t="0" r="8890" b="9525"/>
+            <wp:docPr id="999533595" name="Picture 1"/>
+            <wp:cNvGraphicFramePr>
+              <a:graphicFrameLocks xmlns:a="http://schemas.openxmlformats.org/drawingml/2006/main" noChangeAspect="1"/>
+            </wp:cNvGraphicFramePr>
+            <a:graphic xmlns:a="http://schemas.openxmlformats.org/drawingml/2006/main">
+              <a:graphicData uri="http://schemas.openxmlformats.org/drawingml/2006/picture">
+                <pic:pic xmlns:pic="http://schemas.openxmlformats.org/drawingml/2006/picture">
+                  <pic:nvPicPr>
+                    <pic:cNvPr id="999533595" name=""/>
+                    <pic:cNvPicPr/>
+                  </pic:nvPicPr>
+                  <pic:blipFill>
+                    <a:blip r:embed="rId8"/>
+                    <a:stretch>
+                      <a:fillRect/>
+                    </a:stretch>
+                  </pic:blipFill>
+                  <pic:spPr>
+                    <a:xfrm>
+                      <a:off x="0" y="0"/>
+                      <a:ext cx="4887007" cy="3648584"/>
+                    </a:xfrm>
+                    <a:prstGeom prst="rect">
+                      <a:avLst/>
+                    </a:prstGeom>
+                  </pic:spPr>
+                </pic:pic>
+              </a:graphicData>
+            </a:graphic>
+          </wp:inline>
+        </w:drawing>
+      </w:r>
+    </w:p>
+    <w:p>
+      <w:pPr>
+        <w:pStyle w:val="ListParagraph"/>
+        <w:numPr>
+          <w:ilvl w:val="0"/>
+          <w:numId w:val="1"/>
+        </w:numPr>
+      </w:pPr>
+      <w:r>
+        <w:t xml:space="preserve">What is the most preferred </w:t>
+      </w:r>
+      <w:r>
+        <w:rPr>
+          <w:b/>
+          <w:bCs/>
+        </w:rPr>
+        <w:t>payment method</w:t>
+      </w:r>
+      <w:r>
+        <w:t xml:space="preserve"> used by customers?</w:t>
+      </w:r>
+    </w:p>
+    <w:p>
+      <w:r>
+        <w:lastRenderedPageBreak/>
+        <w:drawing>
+          <wp:inline distT="0" distB="0" distL="0" distR="0" wp14:anchorId="63B0D836" wp14:editId="12636FFA">
+            <wp:extent cx="5830114" cy="3362794"/>
+            <wp:effectExtent l="0" t="0" r="0" b="9525"/>
+            <wp:docPr id="1054963134" name="Picture 1"/>
+            <wp:cNvGraphicFramePr>
+              <a:graphicFrameLocks xmlns:a="http://schemas.openxmlformats.org/drawingml/2006/main" noChangeAspect="1"/>
+            </wp:cNvGraphicFramePr>
+            <a:graphic xmlns:a="http://schemas.openxmlformats.org/drawingml/2006/main">
+              <a:graphicData uri="http://schemas.openxmlformats.org/drawingml/2006/picture">
+                <pic:pic xmlns:pic="http://schemas.openxmlformats.org/drawingml/2006/picture">
+                  <pic:nvPicPr>
+                    <pic:cNvPr id="1054963134" name=""/>
+                    <pic:cNvPicPr/>
+                  </pic:nvPicPr>
+                  <pic:blipFill>
+                    <a:blip r:embed="rId9"/>
+                    <a:stretch>
+                      <a:fillRect/>
+                    </a:stretch>
+                  </pic:blipFill>
+                  <pic:spPr>
+                    <a:xfrm>
+                      <a:off x="0" y="0"/>
+                      <a:ext cx="5830114" cy="3362794"/>
+                    </a:xfrm>
+                    <a:prstGeom prst="rect">
+                      <a:avLst/>
+                    </a:prstGeom>
+                  </pic:spPr>
+                </pic:pic>
+              </a:graphicData>
+            </a:graphic>
+          </wp:inline>
+        </w:drawing>
+      </w:r>
+    </w:p>
+    <w:p>
+      <w:pPr>
+        <w:pStyle w:val="ListParagraph"/>
+        <w:numPr>
+          <w:ilvl w:val="0"/>
+          <w:numId w:val="1"/>
+        </w:numPr>
+      </w:pPr>
+      <w:r>
+        <w:t xml:space="preserve">How many </w:t>
+      </w:r>
+      <w:r>
+        <w:rPr>
+          <w:b/>
+          <w:bCs/>
+        </w:rPr>
+        <w:t>distinct restaurants</w:t>
+      </w:r>
+      <w:r>
+        <w:t xml:space="preserve"> are active on the platform?</w:t>
+      </w:r>
+    </w:p>
+    <w:p>
+      <w:r>
+        <w:drawing>
+          <wp:inline distT="0" distB="0" distL="0" distR="0" wp14:anchorId="030A17C8" wp14:editId="353EFDD8">
+            <wp:extent cx="3581900" cy="2467319"/>
+            <wp:effectExtent l="0" t="0" r="0" b="9525"/>
+            <wp:docPr id="1537073199" name="Picture 1"/>
+            <wp:cNvGraphicFramePr>
+              <a:graphicFrameLocks xmlns:a="http://schemas.openxmlformats.org/drawingml/2006/main" noChangeAspect="1"/>
+            </wp:cNvGraphicFramePr>
+            <a:graphic xmlns:a="http://schemas.openxmlformats.org/drawingml/2006/main">
+              <a:graphicData uri="http://schemas.openxmlformats.org/drawingml/2006/picture">
+                <pic:pic xmlns:pic="http://schemas.openxmlformats.org/drawingml/2006/picture">
+                  <pic:nvPicPr>
+                    <pic:cNvPr id="1537073199" name=""/>
+                    <pic:cNvPicPr/>
+                  </pic:nvPicPr>
+                  <pic:blipFill>
+                    <a:blip r:embed="rId10"/>
+                    <a:stretch>
+                      <a:fillRect/>
+                    </a:stretch>
+                  </pic:blipFill>
+                  <pic:spPr>
+                    <a:xfrm>
+                      <a:off x="0" y="0"/>
+                      <a:ext cx="3581900" cy="2467319"/>
+                    </a:xfrm>
+                    <a:prstGeom prst="rect">
+                      <a:avLst/>
+                    </a:prstGeom>
+                  </pic:spPr>
+                </pic:pic>
+              </a:graphicData>
+            </a:graphic>
+          </wp:inline>
+        </w:drawing>
+      </w:r>
+    </w:p>
+    <w:p/>
+    <w:p>
+      <w:pPr>
+        <w:pStyle w:val="ListParagraph"/>
+        <w:numPr>
+          <w:ilvl w:val="0"/>
+          <w:numId w:val="1"/>
+        </w:numPr>
+      </w:pPr>
+      <w:r>
+        <w:t xml:space="preserve">What is the </w:t>
+      </w:r>
+      <w:r>
+        <w:rPr>
+          <w:b/>
+          <w:bCs/>
+        </w:rPr>
+        <w:t>average loyalty points</w:t>
+      </w:r>
+      <w:r>
+        <w:t xml:space="preserve"> balance per customer?</w:t>
+      </w:r>
+    </w:p>
+    <w:p>
+      <w:r>
+        <w:lastRenderedPageBreak/>
+        <w:drawing>
+          <wp:inline distT="0" distB="0" distL="0" distR="0" wp14:anchorId="21E68C7B" wp14:editId="24A819F6">
+            <wp:extent cx="5182323" cy="4486901"/>
+            <wp:effectExtent l="0" t="0" r="0" b="9525"/>
+            <wp:docPr id="1874276190" name="Picture 1"/>
+            <wp:cNvGraphicFramePr>
+              <a:graphicFrameLocks xmlns:a="http://schemas.openxmlformats.org/drawingml/2006/main" noChangeAspect="1"/>
+            </wp:cNvGraphicFramePr>
+            <a:graphic xmlns:a="http://schemas.openxmlformats.org/drawingml/2006/main">
+              <a:graphicData uri="http://schemas.openxmlformats.org/drawingml/2006/picture">
+                <pic:pic xmlns:pic="http://schemas.openxmlformats.org/drawingml/2006/picture">
+                  <pic:nvPicPr>
+                    <pic:cNvPr id="1874276190" name=""/>
+                    <pic:cNvPicPr/>
+                  </pic:nvPicPr>
+                  <pic:blipFill>
+                    <a:blip r:embed="rId11"/>
+                    <a:stretch>
+                      <a:fillRect/>
+                    </a:stretch>
+                  </pic:blipFill>
+                  <pic:spPr>
+                    <a:xfrm>
+                      <a:off x="0" y="0"/>
+                      <a:ext cx="5182323" cy="4486901"/>
+                    </a:xfrm>
+                    <a:prstGeom prst="rect">
+                      <a:avLst/>
+                    </a:prstGeom>
+                  </pic:spPr>
+                </pic:pic>
+              </a:graphicData>
+            </a:graphic>
+          </wp:inline>
+        </w:drawing>
+      </w:r>
+    </w:p>
+    <w:p>
+      <w:pPr>
+        <w:pStyle w:val="ListParagraph"/>
+        <w:numPr>
+          <w:ilvl w:val="0"/>
+          <w:numId w:val="1"/>
+        </w:numPr>
+      </w:pPr>
+      <w:r>
+        <w:t xml:space="preserve">How many orders have a </w:t>
+      </w:r>
+      <w:proofErr w:type="spellStart"/>
+      <w:r>
+        <w:rPr>
+          <w:b/>
+          <w:bCs/>
+        </w:rPr>
+        <w:t>delivery_status</w:t>
+      </w:r>
+      <w:proofErr w:type="spellEnd"/>
+      <w:r>
+        <w:t xml:space="preserve"> of "Cancelled" or "Failed"?</w:t>
+      </w:r>
+    </w:p>
+    <w:p>
+      <w:r>
+        <w:drawing>
+          <wp:inline distT="0" distB="0" distL="0" distR="0" wp14:anchorId="335D7493" wp14:editId="234DFE0D">
+            <wp:extent cx="4477375" cy="3048425"/>
+            <wp:effectExtent l="0" t="0" r="0" b="0"/>
+            <wp:docPr id="616151044" name="Picture 1"/>
+            <wp:cNvGraphicFramePr>
+              <a:graphicFrameLocks xmlns:a="http://schemas.openxmlformats.org/drawingml/2006/main" noChangeAspect="1"/>
+            </wp:cNvGraphicFramePr>
+            <a:graphic xmlns:a="http://schemas.openxmlformats.org/drawingml/2006/main">
+              <a:graphicData uri="http://schemas.openxmlformats.org/drawingml/2006/picture">
+                <pic:pic xmlns:pic="http://schemas.openxmlformats.org/drawingml/2006/picture">
+                  <pic:nvPicPr>
+                    <pic:cNvPr id="616151044" name=""/>
+                    <pic:cNvPicPr/>
+                  </pic:nvPicPr>
+                  <pic:blipFill>
+                    <a:blip r:embed="rId12"/>
+                    <a:stretch>
+                      <a:fillRect/>
+                    </a:stretch>
+                  </pic:blipFill>
+                  <pic:spPr>
+                    <a:xfrm>
+                      <a:off x="0" y="0"/>
+                      <a:ext cx="4477375" cy="3048425"/>
+                    </a:xfrm>
+                    <a:prstGeom prst="rect">
+                      <a:avLst/>
+                    </a:prstGeom>
+                  </pic:spPr>
+                </pic:pic>
+              </a:graphicData>
+            </a:graphic>
+          </wp:inline>
+        </w:drawing>
+      </w:r>
+    </w:p>
+    <w:p>
+      <w:pPr>
+        <w:pStyle w:val="ListParagraph"/>
+        <w:numPr>
+          <w:ilvl w:val="0"/>
+          <w:numId w:val="1"/>
+        </w:numPr>
+      </w:pPr>
+      <w:r>
+        <w:lastRenderedPageBreak/>
+        <w:t xml:space="preserve">What is the </w:t>
+      </w:r>
+      <w:r>
+        <w:rPr>
+          <w:b/>
+          <w:bCs/>
+        </w:rPr>
+        <w:t>gender distribution</w:t>
+      </w:r>
+      <w:r>
+        <w:t xml:space="preserve"> of our customer base?</w:t>
+      </w:r>
+    </w:p>
+    <w:p>
+      <w:r>
+        <w:drawing>
+          <wp:inline distT="0" distB="0" distL="0" distR="0" wp14:anchorId="3583B94E" wp14:editId="1968AADF">
+            <wp:extent cx="5934903" cy="3553321"/>
+            <wp:effectExtent l="0" t="0" r="8890" b="9525"/>
+            <wp:docPr id="1220577353" name="Picture 1"/>
+            <wp:cNvGraphicFramePr>
+              <a:graphicFrameLocks xmlns:a="http://schemas.openxmlformats.org/drawingml/2006/main" noChangeAspect="1"/>
+            </wp:cNvGraphicFramePr>
+            <a:graphic xmlns:a="http://schemas.openxmlformats.org/drawingml/2006/main">
+              <a:graphicData uri="http://schemas.openxmlformats.org/drawingml/2006/picture">
+                <pic:pic xmlns:pic="http://schemas.openxmlformats.org/drawingml/2006/picture">
+                  <pic:nvPicPr>
+                    <pic:cNvPr id="1220577353" name=""/>
+                    <pic:cNvPicPr/>
+                  </pic:nvPicPr>
+                  <pic:blipFill>
+                    <a:blip r:embed="rId13"/>
+                    <a:stretch>
+                      <a:fillRect/>
+                    </a:stretch>
+                  </pic:blipFill>
+                  <pic:spPr>
+                    <a:xfrm>
+                      <a:off x="0" y="0"/>
+                      <a:ext cx="5934903" cy="3553321"/>
+                    </a:xfrm>
+                    <a:prstGeom prst="rect">
+                      <a:avLst/>
+                    </a:prstGeom>
+                  </pic:spPr>
+                </pic:pic>
+              </a:graphicData>
+            </a:graphic>
+          </wp:inline>
+        </w:drawing>
+      </w:r>
+    </w:p>
+    <w:p>
+      <w:pPr>
+        <w:pStyle w:val="ListParagraph"/>
+        <w:numPr>
+          <w:ilvl w:val="0"/>
+          <w:numId w:val="1"/>
+        </w:numPr>
+      </w:pPr>
+      <w:r>
+        <w:t xml:space="preserve">What is the </w:t>
+      </w:r>
+      <w:r>
+        <w:rPr>
+          <w:b/>
+          <w:bCs/>
+        </w:rPr>
+        <w:t>earliest and latest</w:t>
+      </w:r>
+      <w:r>
+        <w:t xml:space="preserve"> </w:t>
+      </w:r>
+      <w:proofErr w:type="spellStart"/>
+      <w:r>
+        <w:t>order_date</w:t>
+      </w:r>
+      <w:proofErr w:type="spellEnd"/>
+      <w:r>
+        <w:t xml:space="preserve"> in this dataset?</w:t>
+      </w:r>
+    </w:p>
+    <w:p>
+      <w:r>
+        <w:drawing>
+          <wp:inline distT="0" distB="0" distL="0" distR="0" wp14:anchorId="768D0F77" wp14:editId="1C974D15">
+            <wp:extent cx="4601217" cy="2648320"/>
+            <wp:effectExtent l="0" t="0" r="0" b="0"/>
+            <wp:docPr id="961973019" name="Picture 1"/>
+            <wp:cNvGraphicFramePr>
+              <a:graphicFrameLocks xmlns:a="http://schemas.openxmlformats.org/drawingml/2006/main" noChangeAspect="1"/>
+            </wp:cNvGraphicFramePr>
+            <a:graphic xmlns:a="http://schemas.openxmlformats.org/drawingml/2006/main">
+              <a:graphicData uri="http://schemas.openxmlformats.org/drawingml/2006/picture">
+                <pic:pic xmlns:pic="http://schemas.openxmlformats.org/drawingml/2006/picture">
+                  <pic:nvPicPr>
+                    <pic:cNvPr id="961973019" name=""/>
+                    <pic:cNvPicPr/>
+                  </pic:nvPicPr>
+                  <pic:blipFill>
+                    <a:blip r:embed="rId14"/>
+                    <a:stretch>
+                      <a:fillRect/>
+                    </a:stretch>
+                  </pic:blipFill>
+                  <pic:spPr>
+                    <a:xfrm>
+                      <a:off x="0" y="0"/>
+                      <a:ext cx="4601217" cy="2648320"/>
+                    </a:xfrm>
+                    <a:prstGeom prst="rect">
+                      <a:avLst/>
+                    </a:prstGeom>
+                  </pic:spPr>
+                </pic:pic>
+              </a:graphicData>
+            </a:graphic>
+          </wp:inline>
+        </w:drawing>
+      </w:r>
+    </w:p>
+    <w:p>
+      <w:pPr>
+        <w:pStyle w:val="ListParagraph"/>
+        <w:numPr>
+          <w:ilvl w:val="0"/>
+          <w:numId w:val="1"/>
+        </w:numPr>
+      </w:pPr>
+      <w:r>
+        <w:t xml:space="preserve">What is the </w:t>
+      </w:r>
+      <w:r>
+        <w:rPr>
+          <w:b/>
+          <w:bCs/>
+        </w:rPr>
+        <w:t>total revenue</w:t>
+      </w:r>
+      <w:r>
+        <w:t xml:space="preserve"> generated by each restaurant?</w:t>
+      </w:r>
+    </w:p>
+    <w:p>
+      <w:r>
+        <w:lastRenderedPageBreak/>
+        <w:drawing>
+          <wp:inline distT="0" distB="0" distL="0" distR="0" wp14:anchorId="4063DB40" wp14:editId="51DEF3E0">
+            <wp:extent cx="4553585" cy="3553321"/>
+            <wp:effectExtent l="0" t="0" r="0" b="9525"/>
+            <wp:docPr id="1993156828" name="Picture 1"/>
+            <wp:cNvGraphicFramePr>
+              <a:graphicFrameLocks xmlns:a="http://schemas.openxmlformats.org/drawingml/2006/main" noChangeAspect="1"/>
+            </wp:cNvGraphicFramePr>
+            <a:graphic xmlns:a="http://schemas.openxmlformats.org/drawingml/2006/main">
+              <a:graphicData uri="http://schemas.openxmlformats.org/drawingml/2006/picture">
+                <pic:pic xmlns:pic="http://schemas.openxmlformats.org/drawingml/2006/picture">
+                  <pic:nvPicPr>
+                    <pic:cNvPr id="1993156828" name=""/>
+                    <pic:cNvPicPr/>
+                  </pic:nvPicPr>
+                  <pic:blipFill>
+                    <a:blip r:embed="rId15"/>
+                    <a:stretch>
+                      <a:fillRect/>
+                    </a:stretch>
+                  </pic:blipFill>
+                  <pic:spPr>
+                    <a:xfrm>
+                      <a:off x="0" y="0"/>
+                      <a:ext cx="4553585" cy="3553321"/>
+                    </a:xfrm>
+                    <a:prstGeom prst="rect">
+                      <a:avLst/>
+                    </a:prstGeom>
+                  </pic:spPr>
+                </pic:pic>
+              </a:graphicData>
+            </a:graphic>
+          </wp:inline>
+        </w:drawing>
+      </w:r>
+    </w:p>
+    <w:p>
+      <w:pPr>
+        <w:pStyle w:val="ListParagraph"/>
+        <w:numPr>
+          <w:ilvl w:val="0"/>
+          <w:numId w:val="1"/>
+        </w:numPr>
+      </w:pPr>
+      <w:r>
+        <w:t xml:space="preserve">Calculate the </w:t>
+      </w:r>
+      <w:r>
+        <w:rPr>
+          <w:b/>
+          <w:bCs/>
+        </w:rPr>
+        <w:t>Customer Lifetime Value (CLV)</w:t>
+      </w:r>
+      <w:r>
+        <w:t xml:space="preserve"> (total spend per </w:t>
+      </w:r>
+      <w:proofErr w:type="spellStart"/>
+      <w:r>
+        <w:t>customer_id</w:t>
+      </w:r>
+      <w:proofErr w:type="spellEnd"/>
+      <w:r>
+        <w:t>).</w:t>
+      </w:r>
+    </w:p>
+    <w:p>
+      <w:r>
+        <w:drawing>
+          <wp:inline distT="0" distB="0" distL="0" distR="0" wp14:anchorId="589B9B5C" wp14:editId="64A3F0D6">
+            <wp:extent cx="5353797" cy="4124901"/>
+            <wp:effectExtent l="0" t="0" r="0" b="9525"/>
+            <wp:docPr id="2135467817" name="Picture 1"/>
+            <wp:cNvGraphicFramePr>
+              <a:graphicFrameLocks xmlns:a="http://schemas.openxmlformats.org/drawingml/2006/main" noChangeAspect="1"/>
+            </wp:cNvGraphicFramePr>
+            <a:graphic xmlns:a="http://schemas.openxmlformats.org/drawingml/2006/main">
+              <a:graphicData uri="http://schemas.openxmlformats.org/drawingml/2006/picture">
+                <pic:pic xmlns:pic="http://schemas.openxmlformats.org/drawingml/2006/picture">
+                  <pic:nvPicPr>
+                    <pic:cNvPr id="2135467817" name=""/>
+                    <pic:cNvPicPr/>
+                  </pic:nvPicPr>
+                  <pic:blipFill>
+                    <a:blip r:embed="rId16"/>
+                    <a:stretch>
+                      <a:fillRect/>
+                    </a:stretch>
+                  </pic:blipFill>
+                  <pic:spPr>
+                    <a:xfrm>
+                      <a:off x="0" y="0"/>
+                      <a:ext cx="5353797" cy="4124901"/>
+                    </a:xfrm>
+                    <a:prstGeom prst="rect">
+                      <a:avLst/>
+                    </a:prstGeom>
+                  </pic:spPr>
+                </pic:pic>
+              </a:graphicData>
+            </a:graphic>
+          </wp:inline>
+        </w:drawing>
+      </w:r>
+    </w:p>
+    <w:p>
+      <w:pPr>
+        <w:pStyle w:val="ListParagraph"/>
+        <w:numPr>
+          <w:ilvl w:val="0"/>
+          <w:numId w:val="1"/>
+        </w:numPr>
+      </w:pPr>
+      <w:r>
+        <w:lastRenderedPageBreak/>
+        <w:t xml:space="preserve">Is there a visible </w:t>
+      </w:r>
+      <w:r>
+        <w:rPr>
+          <w:b/>
+          <w:bCs/>
+        </w:rPr>
+        <w:t>correlation between customer age and the rating</w:t>
+      </w:r>
+      <w:r>
+        <w:t xml:space="preserve"> given?</w:t>
+      </w:r>
+    </w:p>
+    <w:p>
+      <w:r>
+        <w:drawing>
+          <wp:inline distT="0" distB="0" distL="0" distR="0" wp14:anchorId="7C077181" wp14:editId="449A5301">
+            <wp:extent cx="4277322" cy="2638793"/>
+            <wp:effectExtent l="0" t="0" r="9525" b="9525"/>
+            <wp:docPr id="916917249" name="Picture 1"/>
+            <wp:cNvGraphicFramePr>
+              <a:graphicFrameLocks xmlns:a="http://schemas.openxmlformats.org/drawingml/2006/main" noChangeAspect="1"/>
+            </wp:cNvGraphicFramePr>
+            <a:graphic xmlns:a="http://schemas.openxmlformats.org/drawingml/2006/main">
+              <a:graphicData uri="http://schemas.openxmlformats.org/drawingml/2006/picture">
+                <pic:pic xmlns:pic="http://schemas.openxmlformats.org/drawingml/2006/picture">
+                  <pic:nvPicPr>
+                    <pic:cNvPr id="916917249" name=""/>
+                    <pic:cNvPicPr/>
+                  </pic:nvPicPr>
+                  <pic:blipFill>
+                    <a:blip r:embed="rId17"/>
+                    <a:stretch>
+                      <a:fillRect/>
+                    </a:stretch>
+                  </pic:blipFill>
+                  <pic:spPr>
+                    <a:xfrm>
+                      <a:off x="0" y="0"/>
+                      <a:ext cx="4277322" cy="2638793"/>
+                    </a:xfrm>
+                    <a:prstGeom prst="rect">
+                      <a:avLst/>
+                    </a:prstGeom>
+                  </pic:spPr>
+                </pic:pic>
+              </a:graphicData>
+            </a:graphic>
+          </wp:inline>
+        </w:drawing>
+      </w:r>
+    </w:p>
+    <w:p>
+      <w:pPr>
+        <w:pStyle w:val="ListParagraph"/>
+        <w:numPr>
+          <w:ilvl w:val="0"/>
+          <w:numId w:val="1"/>
+        </w:numPr>
+      </w:pPr>
+      <w:r>
+        <w:t xml:space="preserve">Which </w:t>
+      </w:r>
+      <w:r>
+        <w:rPr>
+          <w:b/>
+          <w:bCs/>
+        </w:rPr>
+        <w:t>food category</w:t>
+      </w:r>
+      <w:r>
+        <w:t xml:space="preserve"> contributes the most to the total revenue?</w:t>
+      </w:r>
+    </w:p>
+    <w:p>
+      <w:r>
+        <w:drawing>
+          <wp:inline distT="0" distB="0" distL="0" distR="0" wp14:anchorId="1A8C15FF" wp14:editId="0B34886B">
+            <wp:extent cx="4572638" cy="3353268"/>
+            <wp:effectExtent l="0" t="0" r="0" b="0"/>
+            <wp:docPr id="1935697564" name="Picture 1"/>
+            <wp:cNvGraphicFramePr>
+              <a:graphicFrameLocks xmlns:a="http://schemas.openxmlformats.org/drawingml/2006/main" noChangeAspect="1"/>
+            </wp:cNvGraphicFramePr>
+            <a:graphic xmlns:a="http://schemas.openxmlformats.org/drawingml/2006/main">
+              <a:graphicData uri="http://schemas.openxmlformats.org/drawingml/2006/picture">
+                <pic:pic xmlns:pic="http://schemas.openxmlformats.org/drawingml/2006/picture">
+                  <pic:nvPicPr>
+                    <pic:cNvPr id="1935697564" name=""/>
+                    <pic:cNvPicPr/>
+                  </pic:nvPicPr>
+                  <pic:blipFill>
+                    <a:blip r:embed="rId18"/>
+                    <a:stretch>
+                      <a:fillRect/>
+                    </a:stretch>
+                  </pic:blipFill>
+                  <pic:spPr>
+                    <a:xfrm>
+                      <a:off x="0" y="0"/>
+                      <a:ext cx="4572638" cy="3353268"/>
+                    </a:xfrm>
+                    <a:prstGeom prst="rect">
+                      <a:avLst/>
+                    </a:prstGeom>
+                  </pic:spPr>
+                </pic:pic>
+              </a:graphicData>
+            </a:graphic>
+          </wp:inline>
+        </w:drawing>
+      </w:r>
+    </w:p>
+    <w:p>
+      <w:pPr>
+        <w:pStyle w:val="ListParagraph"/>
+        <w:numPr>
+          <w:ilvl w:val="0"/>
+          <w:numId w:val="1"/>
+        </w:numPr>
+      </w:pPr>
+      <w:r>
+        <w:t xml:space="preserve">What is the </w:t>
+      </w:r>
+      <w:r>
+        <w:rPr>
+          <w:b/>
+          <w:bCs/>
+        </w:rPr>
+        <w:t>average time lag</w:t>
+      </w:r>
+      <w:r>
+        <w:t xml:space="preserve"> between a customer's </w:t>
+      </w:r>
+      <w:proofErr w:type="spellStart"/>
+      <w:r>
+        <w:t>signup_date</w:t>
+      </w:r>
+      <w:proofErr w:type="spellEnd"/>
+      <w:r>
+        <w:t xml:space="preserve"> and their first </w:t>
+      </w:r>
+      <w:proofErr w:type="spellStart"/>
+      <w:r>
+        <w:t>order_date</w:t>
+      </w:r>
+      <w:proofErr w:type="spellEnd"/>
+      <w:r>
+        <w:t>?</w:t>
+      </w:r>
+    </w:p>
+    <w:p>
+      <w:r>
+        <w:lastRenderedPageBreak/>
+        <w:drawing>
+          <wp:inline distT="0" distB="0" distL="0" distR="0" wp14:anchorId="2C70BB0D" wp14:editId="7BC49E56">
+            <wp:extent cx="3886742" cy="2648320"/>
+            <wp:effectExtent l="0" t="0" r="0" b="0"/>
+            <wp:docPr id="1238927880" name="Picture 1"/>
+            <wp:cNvGraphicFramePr>
+              <a:graphicFrameLocks xmlns:a="http://schemas.openxmlformats.org/drawingml/2006/main" noChangeAspect="1"/>
+            </wp:cNvGraphicFramePr>
+            <a:graphic xmlns:a="http://schemas.openxmlformats.org/drawingml/2006/main">
+              <a:graphicData uri="http://schemas.openxmlformats.org/drawingml/2006/picture">
+                <pic:pic xmlns:pic="http://schemas.openxmlformats.org/drawingml/2006/picture">
+                  <pic:nvPicPr>
+                    <pic:cNvPr id="1238927880" name=""/>
+                    <pic:cNvPicPr/>
+                  </pic:nvPicPr>
+                  <pic:blipFill>
+                    <a:blip r:embed="rId19"/>
+                    <a:stretch>
+                      <a:fillRect/>
+                    </a:stretch>
+                  </pic:blipFill>
+                  <pic:spPr>
+                    <a:xfrm>
+                      <a:off x="0" y="0"/>
+                      <a:ext cx="3886742" cy="2648320"/>
+                    </a:xfrm>
+                    <a:prstGeom prst="rect">
+                      <a:avLst/>
+                    </a:prstGeom>
+                  </pic:spPr>
+                </pic:pic>
+              </a:graphicData>
+            </a:graphic>
+          </wp:inline>
+        </w:drawing>
+      </w:r>
+    </w:p>
+    <w:p>
+      <w:pPr>
+        <w:pStyle w:val="ListParagraph"/>
+        <w:numPr>
+          <w:ilvl w:val="0"/>
+          <w:numId w:val="1"/>
+        </w:numPr>
+      </w:pPr>
+      <w:r>
+        <w:t xml:space="preserve">What is the overall </w:t>
+      </w:r>
+      <w:r>
+        <w:rPr>
+          <w:b/>
+          <w:bCs/>
+        </w:rPr>
+        <w:t>Churn Rate</w:t>
+      </w:r>
+      <w:r>
+        <w:t xml:space="preserve"> (percentage of customers where churned = Yes)?</w:t>
+      </w:r>
+    </w:p>
+    <w:p>
+      <w:r>
+        <w:drawing>
+          <wp:inline distT="0" distB="0" distL="0" distR="0" wp14:anchorId="4EE0E595" wp14:editId="24D46F9B">
+            <wp:extent cx="3200847" cy="2514951"/>
+            <wp:effectExtent l="0" t="0" r="0" b="0"/>
+            <wp:docPr id="1082439016" name="Picture 1"/>
+            <wp:cNvGraphicFramePr>
+              <a:graphicFrameLocks xmlns:a="http://schemas.openxmlformats.org/drawingml/2006/main" noChangeAspect="1"/>
+            </wp:cNvGraphicFramePr>
+            <a:graphic xmlns:a="http://schemas.openxmlformats.org/drawingml/2006/main">
+              <a:graphicData uri="http://schemas.openxmlformats.org/drawingml/2006/picture">
+                <pic:pic xmlns:pic="http://schemas.openxmlformats.org/drawingml/2006/picture">
+                  <pic:nvPicPr>
+                    <pic:cNvPr id="1082439016" name=""/>
+                    <pic:cNvPicPr/>
+                  </pic:nvPicPr>
+                  <pic:blipFill>
+                    <a:blip r:embed="rId20"/>
+                    <a:stretch>
+                      <a:fillRect/>
+                    </a:stretch>
+                  </pic:blipFill>
+                  <pic:spPr>
+                    <a:xfrm>
+                      <a:off x="0" y="0"/>
+                      <a:ext cx="3200847" cy="2514951"/>
+                    </a:xfrm>
+                    <a:prstGeom prst="rect">
+                      <a:avLst/>
+                    </a:prstGeom>
+                  </pic:spPr>
+                </pic:pic>
+              </a:graphicData>
+            </a:graphic>
+          </wp:inline>
+        </w:drawing>
+      </w:r>
+    </w:p>
+    <w:p>
+      <w:pPr>
+        <w:pStyle w:val="ListParagraph"/>
+        <w:numPr>
+          <w:ilvl w:val="0"/>
+          <w:numId w:val="1"/>
+        </w:numPr>
+      </w:pPr>
+      <w:r>
+        <w:t xml:space="preserve">List the </w:t>
+      </w:r>
+      <w:r>
+        <w:rPr>
+          <w:b/>
+          <w:bCs/>
+        </w:rPr>
+        <w:t>top 5 most popular dishes</w:t>
+      </w:r>
+      <w:r>
+        <w:t xml:space="preserve"> in the city with the highest sales.</w:t>
+      </w:r>
+    </w:p>
+    <w:p>
+      <w:r>
+        <w:lastRenderedPageBreak/>
+        <w:drawing>
+          <wp:inline distT="0" distB="0" distL="0" distR="0" wp14:anchorId="472E9922" wp14:editId="6D89D6B0">
+            <wp:extent cx="5943600" cy="2856865"/>
+            <wp:effectExtent l="0" t="0" r="0" b="635"/>
+            <wp:docPr id="1692823427" name="Picture 1"/>
+            <wp:cNvGraphicFramePr>
+              <a:graphicFrameLocks xmlns:a="http://schemas.openxmlformats.org/drawingml/2006/main" noChangeAspect="1"/>
+            </wp:cNvGraphicFramePr>
+            <a:graphic xmlns:a="http://schemas.openxmlformats.org/drawingml/2006/main">
+              <a:graphicData uri="http://schemas.openxmlformats.org/drawingml/2006/picture">
+                <pic:pic xmlns:pic="http://schemas.openxmlformats.org/drawingml/2006/picture">
+                  <pic:nvPicPr>
+                    <pic:cNvPr id="1692823427" name=""/>
+                    <pic:cNvPicPr/>
+                  </pic:nvPicPr>
+                  <pic:blipFill>
+                    <a:blip r:embed="rId21"/>
+                    <a:stretch>
+                      <a:fillRect/>
+                    </a:stretch>
+                  </pic:blipFill>
+                  <pic:spPr>
+                    <a:xfrm>
+                      <a:off x="0" y="0"/>
+                      <a:ext cx="5943600" cy="2856865"/>
+                    </a:xfrm>
+                    <a:prstGeom prst="rect">
+                      <a:avLst/>
+                    </a:prstGeom>
+                  </pic:spPr>
+                </pic:pic>
+              </a:graphicData>
+            </a:graphic>
+          </wp:inline>
+        </w:drawing>
+      </w:r>
+    </w:p>
+    <w:p>
+      <w:pPr>
+        <w:pStyle w:val="ListParagraph"/>
+        <w:numPr>
+          <w:ilvl w:val="0"/>
+          <w:numId w:val="1"/>
+        </w:numPr>
+      </w:pPr>
+      <w:r>
+        <w:t xml:space="preserve">How does the </w:t>
+      </w:r>
+      <w:r>
+        <w:rPr>
+          <w:b/>
+          <w:bCs/>
+        </w:rPr>
+        <w:t>monthly order volume</w:t>
+      </w:r>
+      <w:r>
+        <w:t xml:space="preserve"> trend over time (Seasonality analysis)?</w:t>
+      </w:r>
+    </w:p>
+    <w:p>
+      <w:r>
+        <w:drawing>
+          <wp:inline distT="0" distB="0" distL="0" distR="0" wp14:anchorId="78A42202" wp14:editId="755180D1">
+            <wp:extent cx="5943600" cy="2993390"/>
+            <wp:effectExtent l="0" t="0" r="0" b="0"/>
+            <wp:docPr id="2145814937" name="Picture 1"/>
+            <wp:cNvGraphicFramePr>
+              <a:graphicFrameLocks xmlns:a="http://schemas.openxmlformats.org/drawingml/2006/main" noChangeAspect="1"/>
+            </wp:cNvGraphicFramePr>
+            <a:graphic xmlns:a="http://schemas.openxmlformats.org/drawingml/2006/main">
+              <a:graphicData uri="http://schemas.openxmlformats.org/drawingml/2006/picture">
+                <pic:pic xmlns:pic="http://schemas.openxmlformats.org/drawingml/2006/picture">
+                  <pic:nvPicPr>
+                    <pic:cNvPr id="2145814937" name=""/>
+                    <pic:cNvPicPr/>
+                  </pic:nvPicPr>
+                  <pic:blipFill>
+                    <a:blip r:embed="rId22"/>
+                    <a:stretch>
+                      <a:fillRect/>
+                    </a:stretch>
+                  </pic:blipFill>
+                  <pic:spPr>
+                    <a:xfrm>
+                      <a:off x="0" y="0"/>
+                      <a:ext cx="5943600" cy="2993390"/>
+                    </a:xfrm>
+                    <a:prstGeom prst="rect">
+                      <a:avLst/>
+                    </a:prstGeom>
+                  </pic:spPr>
+                </pic:pic>
+              </a:graphicData>
+            </a:graphic>
+          </wp:inline>
+        </w:drawing>
+      </w:r>
+    </w:p>
+    <w:p>
+      <w:pPr>
+        <w:pStyle w:val="ListParagraph"/>
+        <w:numPr>
+          <w:ilvl w:val="0"/>
+          <w:numId w:val="1"/>
+        </w:numPr>
+      </w:pPr>
+      <w:r>
+        <w:t xml:space="preserve">Do customers with higher </w:t>
+      </w:r>
+      <w:r>
+        <w:rPr>
+          <w:b/>
+          <w:bCs/>
+        </w:rPr>
+        <w:t>loyalty points</w:t>
+      </w:r>
+      <w:r>
+        <w:t xml:space="preserve"> tend to leave higher ratings?</w:t>
+      </w:r>
+    </w:p>
+    <w:p>
+      <w:r>
+        <w:lastRenderedPageBreak/>
+        <w:drawing>
+          <wp:inline distT="0" distB="0" distL="0" distR="0" wp14:anchorId="1B05C7EF" wp14:editId="47D3DD89">
+            <wp:extent cx="4458322" cy="2457793"/>
+            <wp:effectExtent l="0" t="0" r="0" b="0"/>
+            <wp:docPr id="661088664" name="Picture 1"/>
+            <wp:cNvGraphicFramePr>
+              <a:graphicFrameLocks xmlns:a="http://schemas.openxmlformats.org/drawingml/2006/main" noChangeAspect="1"/>
+            </wp:cNvGraphicFramePr>
+            <a:graphic xmlns:a="http://schemas.openxmlformats.org/drawingml/2006/main">
+              <a:graphicData uri="http://schemas.openxmlformats.org/drawingml/2006/picture">
+                <pic:pic xmlns:pic="http://schemas.openxmlformats.org/drawingml/2006/picture">
+                  <pic:nvPicPr>
+                    <pic:cNvPr id="661088664" name=""/>
+                    <pic:cNvPicPr/>
+                  </pic:nvPicPr>
+                  <pic:blipFill>
+                    <a:blip r:embed="rId23"/>
+                    <a:stretch>
+                      <a:fillRect/>
+                    </a:stretch>
+                  </pic:blipFill>
+                  <pic:spPr>
+                    <a:xfrm>
+                      <a:off x="0" y="0"/>
+                      <a:ext cx="4458322" cy="2457793"/>
+                    </a:xfrm>
+                    <a:prstGeom prst="rect">
+                      <a:avLst/>
+                    </a:prstGeom>
+                  </pic:spPr>
+                </pic:pic>
+              </a:graphicData>
+            </a:graphic>
+          </wp:inline>
+        </w:drawing>
+      </w:r>
+    </w:p>
+    <w:p>
+      <w:pPr>
+        <w:pStyle w:val="ListParagraph"/>
+        <w:numPr>
+          <w:ilvl w:val="0"/>
+          <w:numId w:val="1"/>
+        </w:numPr>
+      </w:pPr>
+      <w:r>
+        <w:t xml:space="preserve">What is the </w:t>
+      </w:r>
+      <w:r>
+        <w:rPr>
+          <w:b/>
+          <w:bCs/>
+        </w:rPr>
+        <w:t>average basket size</w:t>
+      </w:r>
+      <w:r>
+        <w:t xml:space="preserve"> (quantity of items per order) for each city?</w:t>
+      </w:r>
+    </w:p>
+    <w:p>
+      <w:r>
+        <w:drawing>
+          <wp:inline distT="0" distB="0" distL="0" distR="0" wp14:anchorId="0F762073" wp14:editId="41C78AAF">
+            <wp:extent cx="4582164" cy="3439005"/>
+            <wp:effectExtent l="0" t="0" r="0" b="9525"/>
+            <wp:docPr id="174974936" name="Picture 1"/>
+            <wp:cNvGraphicFramePr>
+              <a:graphicFrameLocks xmlns:a="http://schemas.openxmlformats.org/drawingml/2006/main" noChangeAspect="1"/>
+            </wp:cNvGraphicFramePr>
+            <a:graphic xmlns:a="http://schemas.openxmlformats.org/drawingml/2006/main">
+              <a:graphicData uri="http://schemas.openxmlformats.org/drawingml/2006/picture">
+                <pic:pic xmlns:pic="http://schemas.openxmlformats.org/drawingml/2006/picture">
+                  <pic:nvPicPr>
+                    <pic:cNvPr id="174974936" name=""/>
+                    <pic:cNvPicPr/>
+                  </pic:nvPicPr>
+                  <pic:blipFill>
+                    <a:blip r:embed="rId24"/>
+                    <a:stretch>
+                      <a:fillRect/>
+                    </a:stretch>
+                  </pic:blipFill>
+                  <pic:spPr>
+                    <a:xfrm>
+                      <a:off x="0" y="0"/>
+                      <a:ext cx="4582164" cy="3439005"/>
+                    </a:xfrm>
+                    <a:prstGeom prst="rect">
+                      <a:avLst/>
+                    </a:prstGeom>
+                  </pic:spPr>
+                </pic:pic>
+              </a:graphicData>
+            </a:graphic>
+          </wp:inline>
+        </w:drawing>
+      </w:r>
+    </w:p>
+    <w:p>
+      <w:pPr>
+        <w:pStyle w:val="ListParagraph"/>
+        <w:numPr>
+          <w:ilvl w:val="0"/>
+          <w:numId w:val="1"/>
+        </w:numPr>
+      </w:pPr>
+      <w:r>
+        <w:rPr>
+          <w:b/>
+          <w:bCs/>
+        </w:rPr>
+        <w:t>RFM Segmentation:</w:t>
+      </w:r>
+      <w:r>
+        <w:t xml:space="preserve"> Assign a score to each customer based on </w:t>
+      </w:r>
+      <w:r>
+        <w:rPr>
+          <w:b/>
+          <w:bCs/>
+        </w:rPr>
+        <w:t>Recency</w:t>
+      </w:r>
+      <w:r>
+        <w:t xml:space="preserve"> (</w:t>
+      </w:r>
+      <w:proofErr w:type="spellStart"/>
+      <w:r>
+        <w:t>last_order_date</w:t>
+      </w:r>
+      <w:proofErr w:type="spellEnd"/>
+      <w:r>
+        <w:t xml:space="preserve">), </w:t>
+      </w:r>
+      <w:r>
+        <w:rPr>
+          <w:b/>
+          <w:bCs/>
+        </w:rPr>
+        <w:t>Frequency</w:t>
+      </w:r>
+      <w:r>
+        <w:t xml:space="preserve"> (</w:t>
+      </w:r>
+      <w:proofErr w:type="spellStart"/>
+      <w:r>
+        <w:t>order_frequency</w:t>
+      </w:r>
+      <w:proofErr w:type="spellEnd"/>
+      <w:r>
+        <w:t xml:space="preserve">), and </w:t>
+      </w:r>
+      <w:r>
+        <w:rPr>
+          <w:b/>
+          <w:bCs/>
+        </w:rPr>
+        <w:t>Monetary</w:t>
+      </w:r>
+      <w:r>
+        <w:t xml:space="preserve"> value (total spend).</w:t>
+      </w:r>
+    </w:p>
+    <w:p>
+      <w:r>
+        <w:lastRenderedPageBreak/>
+        <w:drawing>
+          <wp:inline distT="0" distB="0" distL="0" distR="0" wp14:anchorId="522F03AB" wp14:editId="725C8237">
+            <wp:extent cx="5943600" cy="2842895"/>
+            <wp:effectExtent l="0" t="0" r="0" b="0"/>
+            <wp:docPr id="857135923" name="Picture 1"/>
+            <wp:cNvGraphicFramePr>
+              <a:graphicFrameLocks xmlns:a="http://schemas.openxmlformats.org/drawingml/2006/main" noChangeAspect="1"/>
+            </wp:cNvGraphicFramePr>
+            <a:graphic xmlns:a="http://schemas.openxmlformats.org/drawingml/2006/main">
+              <a:graphicData uri="http://schemas.openxmlformats.org/drawingml/2006/picture">
+                <pic:pic xmlns:pic="http://schemas.openxmlformats.org/drawingml/2006/picture">
+                  <pic:nvPicPr>
+                    <pic:cNvPr id="857135923" name=""/>
+                    <pic:cNvPicPr/>
+                  </pic:nvPicPr>
+                  <pic:blipFill>
+                    <a:blip r:embed="rId25"/>
+                    <a:stretch>
+                      <a:fillRect/>
+                    </a:stretch>
+                  </pic:blipFill>
+                  <pic:spPr>
+                    <a:xfrm>
+                      <a:off x="0" y="0"/>
+                      <a:ext cx="5943600" cy="2842895"/>
+                    </a:xfrm>
+                    <a:prstGeom prst="rect">
+                      <a:avLst/>
+                    </a:prstGeom>
+                  </pic:spPr>
+                </pic:pic>
+              </a:graphicData>
+            </a:graphic>
+          </wp:inline>
+        </w:drawing>
+      </w:r>
+    </w:p>
+    <w:p>
+      <w:pPr>
+        <w:pStyle w:val="ListParagraph"/>
+        <w:numPr>
+          <w:ilvl w:val="0"/>
+          <w:numId w:val="1"/>
+        </w:numPr>
+      </w:pPr>
+      <w:r>
+        <w:rPr>
+          <w:b/>
+          <w:bCs/>
+        </w:rPr>
+        <w:t>Anomaly Detection:</w:t>
+      </w:r>
+      <w:r>
+        <w:t xml:space="preserve"> Identify "Power Users" whose order frequency is more than </w:t>
+      </w:r>
+      <w:r>
+        <w:rPr>
+          <w:b/>
+          <w:bCs/>
+        </w:rPr>
+        <w:t>3 standard deviations</w:t>
+      </w:r>
+      <w:r>
+        <w:t xml:space="preserve"> above the mean.</w:t>
+      </w:r>
+    </w:p>
+    <w:p>
+      <w:r>
+        <w:drawing>
+          <wp:inline distT="0" distB="0" distL="0" distR="0" wp14:anchorId="14723B08" wp14:editId="7D4F5CDF">
+            <wp:extent cx="5382376" cy="2991267"/>
+            <wp:effectExtent l="0" t="0" r="8890" b="0"/>
+            <wp:docPr id="1990586724" name="Picture 1"/>
+            <wp:cNvGraphicFramePr>
+              <a:graphicFrameLocks xmlns:a="http://schemas.openxmlformats.org/drawingml/2006/main" noChangeAspect="1"/>
+            </wp:cNvGraphicFramePr>
+            <a:graphic xmlns:a="http://schemas.openxmlformats.org/drawingml/2006/main">
+              <a:graphicData uri="http://schemas.openxmlformats.org/drawingml/2006/picture">
+                <pic:pic xmlns:pic="http://schemas.openxmlformats.org/drawingml/2006/picture">
+                  <pic:nvPicPr>
+                    <pic:cNvPr id="1990586724" name=""/>
+                    <pic:cNvPicPr/>
+                  </pic:nvPicPr>
+                  <pic:blipFill>
+                    <a:blip r:embed="rId26"/>
+                    <a:stretch>
+                      <a:fillRect/>
+                    </a:stretch>
+                  </pic:blipFill>
+                  <pic:spPr>
+                    <a:xfrm>
+                      <a:off x="0" y="0"/>
+                      <a:ext cx="5382376" cy="2991267"/>
+                    </a:xfrm>
+                    <a:prstGeom prst="rect">
+                      <a:avLst/>
+                    </a:prstGeom>
+                  </pic:spPr>
+                </pic:pic>
+              </a:graphicData>
+            </a:graphic>
+          </wp:inline>
+        </w:drawing>
+      </w:r>
+    </w:p>
+    <w:p>
       <w:proofErr w:type="gramStart"/>
       <w:r>
-        <w:t>1</w:t>
-      </w:r>
-      <w:r>
-        <w:t xml:space="preserve">  What</w:t>
+        <w:t>25</w:t>
+      </w:r>
+      <w:r>
+        <w:t xml:space="preserve">  </w:t>
+      </w:r>
+      <w:r>
+        <w:rPr>
+          <w:b/>
+          <w:bCs/>
+        </w:rPr>
+        <w:t>Re</w:t>
       </w:r>
       <w:proofErr w:type="gramEnd"/>
       <w:r>
-        <w:t xml:space="preserve"> is the </w:t>
-      </w:r>
-      <w:r>
-        <w:rPr>
-          <w:b/>
-          <w:bCs/>
-        </w:rPr>
-        <w:t>total number of unique orders</w:t>
-      </w:r>
-      <w:r>
-        <w:t xml:space="preserve"> in the dataset?</w:t>
+        <w:rPr>
+          <w:b/>
+          <w:bCs/>
+        </w:rPr>
+        <w:t>-engagement Logic:</w:t>
+      </w:r>
+      <w:r>
+        <w:t xml:space="preserve"> Based on </w:t>
+      </w:r>
+      <w:proofErr w:type="spellStart"/>
+      <w:r>
+        <w:t>order_frequency</w:t>
+      </w:r>
+      <w:proofErr w:type="spellEnd"/>
+      <w:r>
+        <w:t xml:space="preserve"> and </w:t>
+      </w:r>
+      <w:proofErr w:type="spellStart"/>
+      <w:r>
+        <w:t>last_order_date</w:t>
+      </w:r>
+      <w:proofErr w:type="spellEnd"/>
+      <w:r>
+        <w:t xml:space="preserve">, list customers who are </w:t>
+      </w:r>
+      <w:r>
+        <w:rPr>
+          <w:b/>
+          <w:bCs/>
+        </w:rPr>
+        <w:t>"overdue"</w:t>
+      </w:r>
+      <w:r>
+        <w:t xml:space="preserve"> for an order today.</w:t>
+      </w:r>
+    </w:p>
+    <w:p/>
+    <w:p>
+      <w:r>
+        <w:lastRenderedPageBreak/>
+        <w:drawing>
+          <wp:inline distT="0" distB="0" distL="0" distR="0" wp14:anchorId="17D94F64" wp14:editId="06C77371">
+            <wp:extent cx="4391638" cy="3848637"/>
+            <wp:effectExtent l="0" t="0" r="9525" b="0"/>
+            <wp:docPr id="1114613605" name="Picture 1"/>
+            <wp:cNvGraphicFramePr>
+              <a:graphicFrameLocks xmlns:a="http://schemas.openxmlformats.org/drawingml/2006/main" noChangeAspect="1"/>
+            </wp:cNvGraphicFramePr>
+            <a:graphic xmlns:a="http://schemas.openxmlformats.org/drawingml/2006/main">
+              <a:graphicData uri="http://schemas.openxmlformats.org/drawingml/2006/picture">
+                <pic:pic xmlns:pic="http://schemas.openxmlformats.org/drawingml/2006/picture">
+                  <pic:nvPicPr>
+                    <pic:cNvPr id="1114613605" name=""/>
+                    <pic:cNvPicPr/>
+                  </pic:nvPicPr>
+                  <pic:blipFill>
+                    <a:blip r:embed="rId27"/>
+                    <a:stretch>
+                      <a:fillRect/>
+                    </a:stretch>
+                  </pic:blipFill>
+                  <pic:spPr>
+                    <a:xfrm>
+                      <a:off x="0" y="0"/>
+                      <a:ext cx="4391638" cy="3848637"/>
+                    </a:xfrm>
+                    <a:prstGeom prst="rect">
+                      <a:avLst/>
+                    </a:prstGeom>
+                  </pic:spPr>
+                </pic:pic>
+              </a:graphicData>
+            </a:graphic>
+          </wp:inline>
+        </w:drawing>
       </w:r>
     </w:p>
     <w:p>
       <w:proofErr w:type="gramStart"/>
       <w:r>
-        <w:t>2</w:t>
-      </w:r>
-      <w:r>
-        <w:t xml:space="preserve">  How</w:t>
+        <w:t>26</w:t>
+      </w:r>
+      <w:r>
+        <w:t xml:space="preserve">  </w:t>
+      </w:r>
+      <w:r>
+        <w:rPr>
+          <w:b/>
+          <w:bCs/>
+        </w:rPr>
+        <w:t>Performance</w:t>
       </w:r>
       <w:proofErr w:type="gramEnd"/>
       <w:r>
-        <w:t xml:space="preserve"> many </w:t>
-      </w:r>
-      <w:r>
-        <w:rPr>
-          <w:b/>
-          <w:bCs/>
-        </w:rPr>
-        <w:t>unique customers</w:t>
-      </w:r>
-      <w:r>
-        <w:t xml:space="preserve"> are currently in our database?</w:t>
+        <w:rPr>
+          <w:b/>
+          <w:bCs/>
+        </w:rPr>
+        <w:t xml:space="preserve"> Decay:</w:t>
+      </w:r>
+      <w:r>
+        <w:t xml:space="preserve"> Identify restaurants that have seen a </w:t>
+      </w:r>
+      <w:r>
+        <w:rPr>
+          <w:b/>
+          <w:bCs/>
+        </w:rPr>
+        <w:t>consistent decline in average ratings</w:t>
+      </w:r>
+      <w:r>
+        <w:t xml:space="preserve"> over the last 6 months.</w:t>
+      </w:r>
+    </w:p>
+    <w:p/>
+    <w:p>
+      <w:r>
+        <w:drawing>
+          <wp:inline distT="0" distB="0" distL="0" distR="0" wp14:anchorId="307B19AF" wp14:editId="79BA0C1C">
+            <wp:extent cx="5943600" cy="2554605"/>
+            <wp:effectExtent l="0" t="0" r="0" b="0"/>
+            <wp:docPr id="1785140796" name="Picture 1"/>
+            <wp:cNvGraphicFramePr>
+              <a:graphicFrameLocks xmlns:a="http://schemas.openxmlformats.org/drawingml/2006/main" noChangeAspect="1"/>
+            </wp:cNvGraphicFramePr>
+            <a:graphic xmlns:a="http://schemas.openxmlformats.org/drawingml/2006/main">
+              <a:graphicData uri="http://schemas.openxmlformats.org/drawingml/2006/picture">
+                <pic:pic xmlns:pic="http://schemas.openxmlformats.org/drawingml/2006/picture">
+                  <pic:nvPicPr>
+                    <pic:cNvPr id="1785140796" name=""/>
+                    <pic:cNvPicPr/>
+                  </pic:nvPicPr>
+                  <pic:blipFill>
+                    <a:blip r:embed="rId28"/>
+                    <a:stretch>
+                      <a:fillRect/>
+                    </a:stretch>
+                  </pic:blipFill>
+                  <pic:spPr>
+                    <a:xfrm>
+                      <a:off x="0" y="0"/>
+                      <a:ext cx="5943600" cy="2554605"/>
+                    </a:xfrm>
+                    <a:prstGeom prst="rect">
+                      <a:avLst/>
+                    </a:prstGeom>
+                  </pic:spPr>
+                </pic:pic>
+              </a:graphicData>
+            </a:graphic>
+          </wp:inline>
+        </w:drawing>
       </w:r>
     </w:p>
     <w:p>
       <w:proofErr w:type="gramStart"/>
       <w:r>
-        <w:t>3</w:t>
-      </w:r>
-      <w:r>
-        <w:t xml:space="preserve">  What</w:t>
+        <w:t>27</w:t>
+      </w:r>
+      <w:r>
+        <w:t xml:space="preserve">  </w:t>
+      </w:r>
+      <w:r>
+        <w:rPr>
+          <w:b/>
+          <w:bCs/>
+        </w:rPr>
+        <w:t>Market</w:t>
       </w:r>
       <w:proofErr w:type="gramEnd"/>
       <w:r>
-        <w:t xml:space="preserve"> is the </w:t>
-      </w:r>
-      <w:r>
-        <w:rPr>
-          <w:b/>
-          <w:bCs/>
-        </w:rPr>
-        <w:t>average price</w:t>
-      </w:r>
-      <w:r>
-        <w:t xml:space="preserve"> of a dish across all restaurants?</w:t>
+        <w:rPr>
+          <w:b/>
+          <w:bCs/>
+        </w:rPr>
+        <w:t xml:space="preserve"> Basket Analysis:</w:t>
+      </w:r>
+      <w:r>
+        <w:t xml:space="preserve"> Identify which </w:t>
+      </w:r>
+      <w:r>
+        <w:rPr>
+          <w:b/>
+          <w:bCs/>
+        </w:rPr>
+        <w:t>categories or dishes</w:t>
+      </w:r>
+      <w:r>
+        <w:t xml:space="preserve"> are most frequently bought together in the same </w:t>
+      </w:r>
+      <w:proofErr w:type="spellStart"/>
+      <w:r>
+        <w:t>order_id</w:t>
+      </w:r>
+      <w:proofErr w:type="spellEnd"/>
+      <w:r>
+        <w:t>.</w:t>
+      </w:r>
+    </w:p>
+    <w:p/>
+    <w:p>
+      <w:r>
+        <w:drawing>
+          <wp:inline distT="0" distB="0" distL="0" distR="0" wp14:anchorId="7A8F0EB1" wp14:editId="73BB6326">
+            <wp:extent cx="5943600" cy="3885565"/>
+            <wp:effectExtent l="0" t="0" r="0" b="635"/>
+            <wp:docPr id="1022676341" name="Picture 1"/>
+            <wp:cNvGraphicFramePr>
+              <a:graphicFrameLocks xmlns:a="http://schemas.openxmlformats.org/drawingml/2006/main" noChangeAspect="1"/>
+            </wp:cNvGraphicFramePr>
+            <a:graphic xmlns:a="http://schemas.openxmlformats.org/drawingml/2006/main">
+              <a:graphicData uri="http://schemas.openxmlformats.org/drawingml/2006/picture">
+                <pic:pic xmlns:pic="http://schemas.openxmlformats.org/drawingml/2006/picture">
+                  <pic:nvPicPr>
+                    <pic:cNvPr id="1022676341" name=""/>
+                    <pic:cNvPicPr/>
+                  </pic:nvPicPr>
+                  <pic:blipFill>
+                    <a:blip r:embed="rId29"/>
+                    <a:stretch>
+                      <a:fillRect/>
+                    </a:stretch>
+                  </pic:blipFill>
+                  <pic:spPr>
+                    <a:xfrm>
+                      <a:off x="0" y="0"/>
+                      <a:ext cx="5943600" cy="3885565"/>
+                    </a:xfrm>
+                    <a:prstGeom prst="rect">
+                      <a:avLst/>
+                    </a:prstGeom>
+                  </pic:spPr>
+                </pic:pic>
+              </a:graphicData>
+            </a:graphic>
+          </wp:inline>
+        </w:drawing>
       </w:r>
     </w:p>
     <w:p>
       <w:proofErr w:type="gramStart"/>
       <w:r>
-        <w:t>4</w:t>
-      </w:r>
-      <w:r>
-        <w:t xml:space="preserve">  Which</w:t>
+        <w:t>28</w:t>
+      </w:r>
+      <w:r>
+        <w:t xml:space="preserve">  </w:t>
+      </w:r>
+      <w:r>
+        <w:rPr>
+          <w:b/>
+          <w:bCs/>
+        </w:rPr>
+        <w:t>Financial</w:t>
       </w:r>
       <w:proofErr w:type="gramEnd"/>
       <w:r>
-        <w:t xml:space="preserve"> </w:t>
+        <w:rPr>
+          <w:b/>
+          <w:bCs/>
+        </w:rPr>
+        <w:t xml:space="preserve"> Impact Modeling:</w:t>
+      </w:r>
+      <w:r>
+        <w:t xml:space="preserve"> Calculate the projected revenue impact if we </w:t>
       </w:r>
       <w:proofErr w:type="gramStart"/>
       <w:r>
-        <w:rPr>
-          <w:b/>
-          <w:bCs/>
-        </w:rPr>
-        <w:t>city</w:t>
+        <w:t>offered</w:t>
       </w:r>
       <w:proofErr w:type="gramEnd"/>
       <w:r>
-        <w:t xml:space="preserve"> has the highest volume of orders?</w:t>
-      </w:r>
-    </w:p>
-    <w:p>
+        <w:t xml:space="preserve"> a </w:t>
+      </w:r>
+      <w:r>
+        <w:rPr>
+          <w:b/>
+          <w:bCs/>
+        </w:rPr>
+        <w:t>10% discount</w:t>
+      </w:r>
+      <w:r>
+        <w:t xml:space="preserve"> to all customers with a "High" churn risk.</w:t>
+      </w:r>
+    </w:p>
+    <w:p/>
+    <w:p>
+      <w:r>
+        <w:drawing>
+          <wp:inline distT="0" distB="0" distL="0" distR="0" wp14:anchorId="6D32BCF4" wp14:editId="393617CD">
+            <wp:extent cx="5943600" cy="2903220"/>
+            <wp:effectExtent l="0" t="0" r="0" b="0"/>
+            <wp:docPr id="1513918702" name="Picture 1"/>
+            <wp:cNvGraphicFramePr>
+              <a:graphicFrameLocks xmlns:a="http://schemas.openxmlformats.org/drawingml/2006/main" noChangeAspect="1"/>
+            </wp:cNvGraphicFramePr>
+            <a:graphic xmlns:a="http://schemas.openxmlformats.org/drawingml/2006/main">
+              <a:graphicData uri="http://schemas.openxmlformats.org/drawingml/2006/picture">
+                <pic:pic xmlns:pic="http://schemas.openxmlformats.org/drawingml/2006/picture">
+                  <pic:nvPicPr>
+                    <pic:cNvPr id="1513918702" name=""/>
+                    <pic:cNvPicPr/>
+                  </pic:nvPicPr>
+                  <pic:blipFill>
+                    <a:blip r:embed="rId30"/>
+                    <a:stretch>
+                      <a:fillRect/>
+                    </a:stretch>
+                  </pic:blipFill>
+                  <pic:spPr>
+                    <a:xfrm>
+                      <a:off x="0" y="0"/>
+                      <a:ext cx="5943600" cy="2903220"/>
+                    </a:xfrm>
+                    <a:prstGeom prst="rect">
+                      <a:avLst/>
+                    </a:prstGeom>
+                  </pic:spPr>
+                </pic:pic>
+              </a:graphicData>
+            </a:graphic>
+          </wp:inline>
+        </w:drawing>
+      </w:r>
+    </w:p>
+    <w:p>
+      <w:pPr>
+        <w:rPr>
+          <w:b/>
+          <w:bCs/>
+        </w:rPr>
+      </w:pPr>
       <w:proofErr w:type="gramStart"/>
       <w:r>
-        <w:t>5</w:t>
-      </w:r>
-      <w:r>
-        <w:t xml:space="preserve">  What</w:t>
+        <w:lastRenderedPageBreak/>
+        <w:t>29</w:t>
+      </w:r>
+      <w:r>
+        <w:t xml:space="preserve">  </w:t>
+      </w:r>
+      <w:r>
+        <w:rPr>
+          <w:b/>
+          <w:bCs/>
+        </w:rPr>
+        <w:t>Rating</w:t>
       </w:r>
       <w:proofErr w:type="gramEnd"/>
       <w:r>
-        <w:t xml:space="preserve"> is the </w:t>
-      </w:r>
+        <w:rPr>
+          <w:b/>
+          <w:bCs/>
+        </w:rPr>
+        <w:t xml:space="preserve"> Sensitivity:</w:t>
+      </w:r>
+      <w:r>
+        <w:t xml:space="preserve"> On average, how many days pass between a </w:t>
+      </w:r>
+      <w:r>
+        <w:rPr>
+          <w:b/>
+          <w:bCs/>
+        </w:rPr>
+        <w:t>1-star rating</w:t>
+      </w:r>
+    </w:p>
+    <w:p>
+      <w:pPr>
+        <w:rPr>
+          <w:b/>
+          <w:bCs/>
+        </w:rPr>
+      </w:pPr>
+    </w:p>
+    <w:p>
+      <w:r>
+        <w:drawing>
+          <wp:inline distT="0" distB="0" distL="0" distR="0" wp14:anchorId="145F087F" wp14:editId="1CD5B78C">
+            <wp:extent cx="4782217" cy="2524477"/>
+            <wp:effectExtent l="0" t="0" r="0" b="9525"/>
+            <wp:docPr id="1575176155" name="Picture 1"/>
+            <wp:cNvGraphicFramePr>
+              <a:graphicFrameLocks xmlns:a="http://schemas.openxmlformats.org/drawingml/2006/main" noChangeAspect="1"/>
+            </wp:cNvGraphicFramePr>
+            <a:graphic xmlns:a="http://schemas.openxmlformats.org/drawingml/2006/main">
+              <a:graphicData uri="http://schemas.openxmlformats.org/drawingml/2006/picture">
+                <pic:pic xmlns:pic="http://schemas.openxmlformats.org/drawingml/2006/picture">
+                  <pic:nvPicPr>
+                    <pic:cNvPr id="1575176155" name=""/>
+                    <pic:cNvPicPr/>
+                  </pic:nvPicPr>
+                  <pic:blipFill>
+                    <a:blip r:embed="rId31"/>
+                    <a:stretch>
+                      <a:fillRect/>
+                    </a:stretch>
+                  </pic:blipFill>
+                  <pic:spPr>
+                    <a:xfrm>
+                      <a:off x="0" y="0"/>
+                      <a:ext cx="4782217" cy="2524477"/>
+                    </a:xfrm>
+                    <a:prstGeom prst="rect">
+                      <a:avLst/>
+                    </a:prstGeom>
+                  </pic:spPr>
+                </pic:pic>
+              </a:graphicData>
+            </a:graphic>
+          </wp:inline>
+        </w:drawing>
+      </w:r>
+    </w:p>
+    <w:p>
       <w:proofErr w:type="gramStart"/>
       <w:r>
-        <w:t>most preferred</w:t>
+        <w:t>30</w:t>
+      </w:r>
+      <w:r>
+        <w:t xml:space="preserve">  </w:t>
+      </w:r>
+      <w:r>
+        <w:rPr>
+          <w:b/>
+          <w:bCs/>
+        </w:rPr>
+        <w:t>Market</w:t>
       </w:r>
       <w:proofErr w:type="gramEnd"/>
       <w:r>
-        <w:t xml:space="preserve"> </w:t>
-      </w:r>
-      <w:r>
-        <w:rPr>
-          <w:b/>
-          <w:bCs/>
-        </w:rPr>
-        <w:t>payment method</w:t>
-      </w:r>
-      <w:r>
-        <w:t xml:space="preserve"> used by customers?</w:t>
-      </w:r>
-    </w:p>
-    <w:p>
-      <w:proofErr w:type="gramStart"/>
-      <w:r>
-        <w:t>6</w:t>
-      </w:r>
-      <w:r>
-        <w:t xml:space="preserve">  How</w:t>
-      </w:r>
-      <w:proofErr w:type="gramEnd"/>
-      <w:r>
-        <w:t xml:space="preserve"> many </w:t>
-      </w:r>
-      <w:r>
-        <w:rPr>
-          <w:b/>
-          <w:bCs/>
-        </w:rPr>
-        <w:t>distinct restaurants</w:t>
-      </w:r>
-      <w:r>
-        <w:t xml:space="preserve"> are active on the platform?</w:t>
-      </w:r>
-    </w:p>
-    <w:p>
-      <w:proofErr w:type="gramStart"/>
-      <w:r>
-        <w:t>7</w:t>
-      </w:r>
-      <w:r>
-        <w:t xml:space="preserve">  What</w:t>
-      </w:r>
-      <w:proofErr w:type="gramEnd"/>
-      <w:r>
-        <w:t xml:space="preserve"> is the </w:t>
-      </w:r>
-      <w:r>
-        <w:rPr>
-          <w:b/>
-          <w:bCs/>
-        </w:rPr>
-        <w:t>average loyalty points</w:t>
-      </w:r>
-      <w:r>
-        <w:t xml:space="preserve"> balance per customer?</w:t>
-      </w:r>
-    </w:p>
-    <w:p>
-      <w:proofErr w:type="gramStart"/>
-      <w:r>
-        <w:t>8</w:t>
-      </w:r>
-      <w:r>
-        <w:t xml:space="preserve">  How</w:t>
-      </w:r>
-      <w:proofErr w:type="gramEnd"/>
-      <w:r>
-        <w:t xml:space="preserve"> many orders have a </w:t>
-      </w:r>
-      <w:proofErr w:type="spellStart"/>
-      <w:r>
-        <w:rPr>
-          <w:b/>
-          <w:bCs/>
-        </w:rPr>
-        <w:t>delivery_status</w:t>
-      </w:r>
-      <w:proofErr w:type="spellEnd"/>
-      <w:r>
-        <w:t xml:space="preserve"> of "Cancelled" or "Failed"?</w:t>
-      </w:r>
-    </w:p>
-    <w:p>
-      <w:proofErr w:type="gramStart"/>
-      <w:r>
-        <w:t>9</w:t>
-      </w:r>
-      <w:r>
-        <w:t xml:space="preserve">  What</w:t>
-      </w:r>
-      <w:proofErr w:type="gramEnd"/>
-      <w:r>
-        <w:t xml:space="preserve"> is the </w:t>
-      </w:r>
-      <w:r>
-        <w:rPr>
-          <w:b/>
-          <w:bCs/>
-        </w:rPr>
-        <w:t>gender distribution</w:t>
-      </w:r>
-      <w:r>
-        <w:t xml:space="preserve"> of our customer base?</w:t>
-      </w:r>
-    </w:p>
-    <w:p>
-      <w:proofErr w:type="gramStart"/>
-      <w:r>
-        <w:t>10</w:t>
-      </w:r>
-      <w:r>
-        <w:t xml:space="preserve">  What</w:t>
-      </w:r>
-      <w:proofErr w:type="gramEnd"/>
-      <w:r>
-        <w:t xml:space="preserve"> is the </w:t>
-      </w:r>
-      <w:r>
-        <w:rPr>
-          <w:b/>
-          <w:bCs/>
-        </w:rPr>
-        <w:t>earliest and latest</w:t>
-      </w:r>
-      <w:r>
-        <w:t xml:space="preserve"> </w:t>
-      </w:r>
-      <w:proofErr w:type="spellStart"/>
-      <w:r>
-        <w:t>order_date</w:t>
-      </w:r>
-      <w:proofErr w:type="spellEnd"/>
-      <w:r>
-        <w:t xml:space="preserve"> in this dataset?</w:t>
-      </w:r>
-    </w:p>
-    <w:p>
-      <w:proofErr w:type="gramStart"/>
-      <w:r>
-        <w:t>11</w:t>
-      </w:r>
-      <w:r>
-        <w:t xml:space="preserve">  What</w:t>
-      </w:r>
-      <w:proofErr w:type="gramEnd"/>
-      <w:r>
-        <w:t xml:space="preserve"> is the </w:t>
-      </w:r>
-      <w:r>
-        <w:rPr>
-          <w:b/>
-          <w:bCs/>
-        </w:rPr>
-        <w:t>total revenue</w:t>
-      </w:r>
-      <w:r>
-        <w:t xml:space="preserve"> generated by each restaurant?</w:t>
-      </w:r>
-    </w:p>
-    <w:p>
-      <w:proofErr w:type="gramStart"/>
-      <w:r>
-        <w:t>12</w:t>
-      </w:r>
-      <w:r>
-        <w:t xml:space="preserve">  Calculate</w:t>
-      </w:r>
-      <w:proofErr w:type="gramEnd"/>
-      <w:r>
-        <w:t xml:space="preserve"> the </w:t>
-      </w:r>
-      <w:r>
-        <w:rPr>
-          <w:b/>
-          <w:bCs/>
-        </w:rPr>
-        <w:t>Customer Lifetime Value (CLV)</w:t>
-      </w:r>
-      <w:r>
-        <w:t xml:space="preserve"> (total spend per </w:t>
-      </w:r>
-      <w:proofErr w:type="spellStart"/>
-      <w:r>
-        <w:t>customer_id</w:t>
-      </w:r>
-      <w:proofErr w:type="spellEnd"/>
-      <w:r>
-        <w:t>).</w:t>
-      </w:r>
-    </w:p>
-    <w:p>
-      <w:proofErr w:type="gramStart"/>
-      <w:r>
-        <w:t>13</w:t>
-      </w:r>
-      <w:r>
-        <w:t xml:space="preserve">  Is</w:t>
-      </w:r>
-      <w:proofErr w:type="gramEnd"/>
-      <w:r>
-        <w:t xml:space="preserve"> there a visible </w:t>
-      </w:r>
-      <w:r>
-        <w:rPr>
-          <w:b/>
-          <w:bCs/>
-        </w:rPr>
-        <w:t>correlation between customer age and the rating</w:t>
-      </w:r>
-      <w:r>
-        <w:t xml:space="preserve"> given?</w:t>
-      </w:r>
-    </w:p>
-    <w:p>
-      <w:r>
-        <w:t xml:space="preserve">14 </w:t>
-      </w:r>
-      <w:r>
-        <w:t xml:space="preserve">Which </w:t>
-      </w:r>
-      <w:r>
-        <w:rPr>
-          <w:b/>
-          <w:bCs/>
-        </w:rPr>
-        <w:t>food category</w:t>
-      </w:r>
-      <w:r>
-        <w:t xml:space="preserve"> contributes the most to the total revenue?</w:t>
-      </w:r>
-    </w:p>
-    <w:p>
-      <w:r>
-        <w:t xml:space="preserve">15 </w:t>
-      </w:r>
-      <w:r>
-        <w:t xml:space="preserve">What is the </w:t>
-      </w:r>
-      <w:r>
-        <w:rPr>
-          <w:b/>
-          <w:bCs/>
-        </w:rPr>
-        <w:t>average time lag</w:t>
-      </w:r>
-      <w:r>
-        <w:t xml:space="preserve"> between a customer's </w:t>
-      </w:r>
-      <w:proofErr w:type="spellStart"/>
-      <w:r>
-        <w:t>signup_date</w:t>
-      </w:r>
-      <w:proofErr w:type="spellEnd"/>
-      <w:r>
-        <w:t xml:space="preserve"> and their first </w:t>
-      </w:r>
-      <w:proofErr w:type="spellStart"/>
-      <w:r>
-        <w:t>order_date</w:t>
-      </w:r>
-      <w:proofErr w:type="spellEnd"/>
-      <w:r>
-        <w:t>?</w:t>
-      </w:r>
-    </w:p>
-    <w:p>
-      <w:r>
-        <w:t xml:space="preserve">16 </w:t>
-      </w:r>
-      <w:r>
-        <w:t xml:space="preserve">What is the overall </w:t>
-      </w:r>
-      <w:r>
-        <w:rPr>
-          <w:b/>
-          <w:bCs/>
-        </w:rPr>
-        <w:t>Churn Rate</w:t>
-      </w:r>
-      <w:r>
-        <w:t xml:space="preserve"> (percentage of customers where churned = Yes)?</w:t>
-      </w:r>
-    </w:p>
-    <w:p>
-      <w:proofErr w:type="gramStart"/>
-      <w:r>
-        <w:t>17</w:t>
-      </w:r>
-      <w:r>
-        <w:t xml:space="preserve">  List</w:t>
-      </w:r>
-      <w:proofErr w:type="gramEnd"/>
-      <w:r>
-        <w:t xml:space="preserve"> the </w:t>
-      </w:r>
-      <w:r>
-        <w:rPr>
-          <w:b/>
-          <w:bCs/>
-        </w:rPr>
-        <w:t>top 5 most popular dishes</w:t>
-      </w:r>
-      <w:r>
-        <w:t xml:space="preserve"> in the city with the highest sales.</w:t>
-      </w:r>
-    </w:p>
-    <w:p>
-      <w:proofErr w:type="gramStart"/>
-      <w:r>
-        <w:t>18</w:t>
-      </w:r>
-      <w:r>
-        <w:t xml:space="preserve">  How</w:t>
-      </w:r>
-      <w:proofErr w:type="gramEnd"/>
-      <w:r>
-        <w:t xml:space="preserve"> does the </w:t>
-      </w:r>
-      <w:r>
-        <w:rPr>
-          <w:b/>
-          <w:bCs/>
-        </w:rPr>
-        <w:t>monthly order volume</w:t>
-      </w:r>
-      <w:r>
-        <w:t xml:space="preserve"> trend over time (Seasonality analysis)?</w:t>
-      </w:r>
-    </w:p>
-    <w:p>
-      <w:r>
-        <w:t xml:space="preserve">19 </w:t>
-      </w:r>
-      <w:r>
-        <w:t xml:space="preserve">Do customers with higher </w:t>
-      </w:r>
-      <w:r>
-        <w:rPr>
-          <w:b/>
-          <w:bCs/>
-        </w:rPr>
-        <w:t>loyalty points</w:t>
-      </w:r>
-      <w:r>
-        <w:t xml:space="preserve"> tend to leave higher ratings?</w:t>
-      </w:r>
-    </w:p>
-    <w:p>
-      <w:proofErr w:type="gramStart"/>
-      <w:r>
-        <w:t>20</w:t>
-      </w:r>
-      <w:r>
-        <w:t xml:space="preserve">  What</w:t>
-      </w:r>
-      <w:proofErr w:type="gramEnd"/>
-      <w:r>
-        <w:t xml:space="preserve"> is the </w:t>
-      </w:r>
-      <w:r>
-        <w:rPr>
-          <w:b/>
-          <w:bCs/>
-        </w:rPr>
-        <w:t>average basket size</w:t>
-      </w:r>
-      <w:r>
-        <w:t xml:space="preserve"> (quantity of items per order) for each city?</w:t>
-      </w:r>
-    </w:p>
-    <w:p>
-      <w:proofErr w:type="gramStart"/>
-      <w:r>
-        <w:t>21</w:t>
-      </w:r>
-      <w:r>
-        <w:t xml:space="preserve">  </w:t>
-      </w:r>
-      <w:r>
-        <w:rPr>
-          <w:b/>
-          <w:bCs/>
-        </w:rPr>
-        <w:t>Cohort</w:t>
-      </w:r>
-      <w:proofErr w:type="gramEnd"/>
-      <w:r>
-        <w:rPr>
-          <w:b/>
-          <w:bCs/>
-        </w:rPr>
-        <w:t xml:space="preserve"> Analysis:</w:t>
-      </w:r>
-      <w:r>
-        <w:t xml:space="preserve"> Group customers by their </w:t>
-      </w:r>
-      <w:proofErr w:type="spellStart"/>
-      <w:r>
-        <w:t>signup_month</w:t>
-      </w:r>
-      <w:proofErr w:type="spellEnd"/>
-      <w:r>
-        <w:t xml:space="preserve"> and calculate the </w:t>
-      </w:r>
-      <w:r>
-        <w:rPr>
-          <w:b/>
-          <w:bCs/>
-        </w:rPr>
-        <w:t>retention rate</w:t>
-      </w:r>
-      <w:r>
-        <w:t xml:space="preserve"> for the following 3 months.</w:t>
-      </w:r>
-    </w:p>
-    <w:p>
-      <w:proofErr w:type="gramStart"/>
-      <w:r>
-        <w:t>22</w:t>
-      </w:r>
-      <w:r>
-        <w:t xml:space="preserve">  </w:t>
-      </w:r>
-      <w:r>
-        <w:rPr>
-          <w:b/>
-          <w:bCs/>
-        </w:rPr>
-        <w:t>RFM</w:t>
-      </w:r>
-      <w:proofErr w:type="gramEnd"/>
-      <w:r>
-        <w:rPr>
-          <w:b/>
-          <w:bCs/>
-        </w:rPr>
-        <w:t xml:space="preserve"> Segmentation:</w:t>
-      </w:r>
-      <w:r>
-        <w:t xml:space="preserve"> Assign a score to each customer based on </w:t>
-      </w:r>
-      <w:r>
-        <w:rPr>
-          <w:b/>
-          <w:bCs/>
-        </w:rPr>
-        <w:t>Recency</w:t>
-      </w:r>
-      <w:r>
-        <w:t xml:space="preserve"> (</w:t>
-      </w:r>
-      <w:proofErr w:type="spellStart"/>
-      <w:r>
-        <w:t>last_order_date</w:t>
-      </w:r>
-      <w:proofErr w:type="spellEnd"/>
-      <w:r>
-        <w:t xml:space="preserve">), </w:t>
-      </w:r>
-      <w:r>
-        <w:rPr>
-          <w:b/>
-          <w:bCs/>
-        </w:rPr>
-        <w:t>Frequency</w:t>
-      </w:r>
-      <w:r>
-        <w:t xml:space="preserve"> (</w:t>
-      </w:r>
-      <w:proofErr w:type="spellStart"/>
-      <w:r>
-        <w:t>order_frequency</w:t>
-      </w:r>
-      <w:proofErr w:type="spellEnd"/>
-      <w:r>
-        <w:t xml:space="preserve">), and </w:t>
-      </w:r>
-      <w:r>
-        <w:rPr>
-          <w:b/>
-          <w:bCs/>
-        </w:rPr>
-        <w:t>Monetary</w:t>
-      </w:r>
-      <w:r>
-        <w:t xml:space="preserve"> value (total spend).</w:t>
-      </w:r>
-    </w:p>
-    <w:p>
-      <w:proofErr w:type="gramStart"/>
-      <w:r>
-        <w:lastRenderedPageBreak/>
-        <w:t>23</w:t>
-      </w:r>
-      <w:r>
-        <w:t xml:space="preserve">  </w:t>
-      </w:r>
-      <w:r>
-        <w:rPr>
-          <w:b/>
-          <w:bCs/>
-        </w:rPr>
-        <w:t>Anomaly</w:t>
-      </w:r>
-      <w:proofErr w:type="gramEnd"/>
-      <w:r>
-        <w:rPr>
-          <w:b/>
-          <w:bCs/>
-        </w:rPr>
-        <w:t xml:space="preserve"> Detection:</w:t>
-      </w:r>
-      <w:r>
-        <w:t xml:space="preserve"> Identify "Power Users" whose order frequency is more than </w:t>
-      </w:r>
-      <w:r>
-        <w:rPr>
-          <w:b/>
-          <w:bCs/>
-        </w:rPr>
-        <w:t>3 standard deviations</w:t>
-      </w:r>
-      <w:r>
-        <w:t xml:space="preserve"> above the mean.</w:t>
-      </w:r>
-    </w:p>
-    <w:p>
-      <w:proofErr w:type="gramStart"/>
-      <w:r>
-        <w:t>24</w:t>
-      </w:r>
-      <w:r>
-        <w:t xml:space="preserve">  </w:t>
-      </w:r>
-      <w:r>
-        <w:rPr>
-          <w:b/>
-          <w:bCs/>
-        </w:rPr>
-        <w:t>Churn</w:t>
-      </w:r>
-      <w:proofErr w:type="gramEnd"/>
-      <w:r>
-        <w:rPr>
-          <w:b/>
-          <w:bCs/>
-        </w:rPr>
-        <w:t xml:space="preserve"> Drivers:</w:t>
-      </w:r>
-      <w:r>
-        <w:t xml:space="preserve"> Use the data to identify the </w:t>
-      </w:r>
-      <w:r>
-        <w:rPr>
-          <w:b/>
-          <w:bCs/>
-        </w:rPr>
-        <w:t>top 3 predictors of churn</w:t>
-      </w:r>
-      <w:r>
-        <w:t xml:space="preserve"> (e.g., Is it low ratings, long periods since the last order, or specific cities?).</w:t>
-      </w:r>
-    </w:p>
-    <w:p>
-      <w:proofErr w:type="gramStart"/>
-      <w:r>
-        <w:t>25</w:t>
-      </w:r>
-      <w:r>
-        <w:t xml:space="preserve">  </w:t>
-      </w:r>
-      <w:r>
-        <w:rPr>
-          <w:b/>
-          <w:bCs/>
-        </w:rPr>
-        <w:t>Re</w:t>
-      </w:r>
-      <w:proofErr w:type="gramEnd"/>
-      <w:r>
-        <w:rPr>
-          <w:b/>
-          <w:bCs/>
-        </w:rPr>
-        <w:t>-engagement Logic:</w:t>
-      </w:r>
-      <w:r>
-        <w:t xml:space="preserve"> Based on </w:t>
-      </w:r>
-      <w:proofErr w:type="spellStart"/>
-      <w:r>
-        <w:t>order_frequency</w:t>
-      </w:r>
-      <w:proofErr w:type="spellEnd"/>
-      <w:r>
-        <w:t xml:space="preserve"> and </w:t>
-      </w:r>
-      <w:proofErr w:type="spellStart"/>
-      <w:r>
-        <w:t>last_order_date</w:t>
-      </w:r>
-      <w:proofErr w:type="spellEnd"/>
-      <w:r>
-        <w:t xml:space="preserve">, list customers who are </w:t>
-      </w:r>
-      <w:r>
-        <w:rPr>
-          <w:b/>
-          <w:bCs/>
-        </w:rPr>
-        <w:t>"overdue"</w:t>
-      </w:r>
-      <w:r>
-        <w:t xml:space="preserve"> for an order today.</w:t>
-      </w:r>
-    </w:p>
-    <w:p>
-      <w:proofErr w:type="gramStart"/>
-      <w:r>
-        <w:t>26</w:t>
-      </w:r>
-      <w:r>
-        <w:t xml:space="preserve">  </w:t>
-      </w:r>
-      <w:r>
-        <w:rPr>
-          <w:b/>
-          <w:bCs/>
-        </w:rPr>
-        <w:t>Performance</w:t>
-      </w:r>
-      <w:proofErr w:type="gramEnd"/>
-      <w:r>
-        <w:rPr>
-          <w:b/>
-          <w:bCs/>
-        </w:rPr>
-        <w:t xml:space="preserve"> Decay:</w:t>
-      </w:r>
-      <w:r>
-        <w:t xml:space="preserve"> Identify restaurants that have seen a </w:t>
-      </w:r>
-      <w:r>
-        <w:rPr>
-          <w:b/>
-          <w:bCs/>
-        </w:rPr>
-        <w:t>consistent decline in average ratings</w:t>
-      </w:r>
-      <w:r>
-        <w:t xml:space="preserve"> over the last 6 months.</w:t>
-      </w:r>
-    </w:p>
-    <w:p>
-      <w:proofErr w:type="gramStart"/>
-      <w:r>
-        <w:t>27</w:t>
-      </w:r>
-      <w:r>
-        <w:t xml:space="preserve">  </w:t>
-      </w:r>
-      <w:r>
-        <w:rPr>
-          <w:b/>
-          <w:bCs/>
-        </w:rPr>
-        <w:t>Market</w:t>
-      </w:r>
-      <w:proofErr w:type="gramEnd"/>
-      <w:r>
-        <w:rPr>
-          <w:b/>
-          <w:bCs/>
-        </w:rPr>
-        <w:t xml:space="preserve"> Basket Analysis:</w:t>
-      </w:r>
-      <w:r>
-        <w:t xml:space="preserve"> Identify which </w:t>
-      </w:r>
-      <w:r>
-        <w:rPr>
-          <w:b/>
-          <w:bCs/>
-        </w:rPr>
-        <w:t>categories or dishes</w:t>
-      </w:r>
-      <w:r>
-        <w:t xml:space="preserve"> are most frequently bought together in the same </w:t>
-      </w:r>
-      <w:proofErr w:type="spellStart"/>
-      <w:r>
-        <w:t>order_id</w:t>
-      </w:r>
-      <w:proofErr w:type="spellEnd"/>
-      <w:r>
-        <w:t>.</w:t>
-      </w:r>
-    </w:p>
-    <w:p>
-      <w:proofErr w:type="gramStart"/>
-      <w:r>
-        <w:t>28</w:t>
-      </w:r>
-      <w:r>
-        <w:t xml:space="preserve">  </w:t>
-      </w:r>
-      <w:r>
-        <w:rPr>
-          <w:b/>
-          <w:bCs/>
-        </w:rPr>
-        <w:t>Financial</w:t>
-      </w:r>
-      <w:proofErr w:type="gramEnd"/>
-      <w:r>
-        <w:rPr>
-          <w:b/>
-          <w:bCs/>
-        </w:rPr>
-        <w:t xml:space="preserve"> Impact Modeling:</w:t>
-      </w:r>
-      <w:r>
-        <w:t xml:space="preserve"> Calculate the projected revenue impact if we </w:t>
-      </w:r>
-      <w:proofErr w:type="gramStart"/>
-      <w:r>
-        <w:t>offered</w:t>
-      </w:r>
-      <w:proofErr w:type="gramEnd"/>
-      <w:r>
-        <w:t xml:space="preserve"> a </w:t>
-      </w:r>
-      <w:r>
-        <w:rPr>
-          <w:b/>
-          <w:bCs/>
-        </w:rPr>
-        <w:t>10% discount</w:t>
-      </w:r>
-      <w:r>
-        <w:t xml:space="preserve"> to all customers with a "High" churn risk.</w:t>
-      </w:r>
-    </w:p>
-    <w:p>
-      <w:proofErr w:type="gramStart"/>
-      <w:r>
-        <w:t>29</w:t>
-      </w:r>
-      <w:r>
-        <w:t xml:space="preserve">  </w:t>
-      </w:r>
-      <w:r>
-        <w:rPr>
-          <w:b/>
-          <w:bCs/>
-        </w:rPr>
-        <w:t>Rating</w:t>
-      </w:r>
-      <w:proofErr w:type="gramEnd"/>
-      <w:r>
-        <w:rPr>
-          <w:b/>
-          <w:bCs/>
-        </w:rPr>
-        <w:t xml:space="preserve"> Sensitivity:</w:t>
-      </w:r>
-      <w:r>
-        <w:t xml:space="preserve"> On average, how many days pass between a </w:t>
-      </w:r>
-      <w:r>
-        <w:rPr>
-          <w:b/>
-          <w:bCs/>
-        </w:rPr>
-        <w:t>1-star rating</w:t>
-      </w:r>
-      <w:r>
-        <w:t xml:space="preserve"> and the customer's </w:t>
-      </w:r>
-      <w:proofErr w:type="spellStart"/>
-      <w:r>
-        <w:t>last_order_date</w:t>
-      </w:r>
-      <w:proofErr w:type="spellEnd"/>
-      <w:r>
-        <w:t>?</w:t>
-      </w:r>
-    </w:p>
-    <w:p>
-      <w:proofErr w:type="gramStart"/>
-      <w:r>
-        <w:t>30</w:t>
-      </w:r>
-      <w:r>
-        <w:t xml:space="preserve">  </w:t>
-      </w:r>
-      <w:r>
-        <w:rPr>
-          <w:b/>
-          <w:bCs/>
-        </w:rPr>
-        <w:t>Market</w:t>
-      </w:r>
-      <w:proofErr w:type="gramEnd"/>
-      <w:r>
         <w:rPr>
           <w:b/>
           <w:bCs/>
@@ -957,6 +1932,46 @@
       </w:r>
       <w:r>
         <w:t>, indicating a need for more restaurant partnerships?</w:t>
+      </w:r>
+    </w:p>
+    <w:p/>
+    <w:p>
+      <w:r>
+        <w:drawing>
+          <wp:inline distT="0" distB="0" distL="0" distR="0" wp14:anchorId="1369389A" wp14:editId="46AD378C">
+            <wp:extent cx="4220164" cy="3400900"/>
+            <wp:effectExtent l="0" t="0" r="9525" b="9525"/>
+            <wp:docPr id="855052455" name="Picture 1"/>
+            <wp:cNvGraphicFramePr>
+              <a:graphicFrameLocks xmlns:a="http://schemas.openxmlformats.org/drawingml/2006/main" noChangeAspect="1"/>
+            </wp:cNvGraphicFramePr>
+            <a:graphic xmlns:a="http://schemas.openxmlformats.org/drawingml/2006/main">
+              <a:graphicData uri="http://schemas.openxmlformats.org/drawingml/2006/picture">
+                <pic:pic xmlns:pic="http://schemas.openxmlformats.org/drawingml/2006/picture">
+                  <pic:nvPicPr>
+                    <pic:cNvPr id="855052455" name=""/>
+                    <pic:cNvPicPr/>
+                  </pic:nvPicPr>
+                  <pic:blipFill>
+                    <a:blip r:embed="rId32"/>
+                    <a:stretch>
+                      <a:fillRect/>
+                    </a:stretch>
+                  </pic:blipFill>
+                  <pic:spPr>
+                    <a:xfrm>
+                      <a:off x="0" y="0"/>
+                      <a:ext cx="4220164" cy="3400900"/>
+                    </a:xfrm>
+                    <a:prstGeom prst="rect">
+                      <a:avLst/>
+                    </a:prstGeom>
+                  </pic:spPr>
+                </pic:pic>
+              </a:graphicData>
+            </a:graphic>
+          </wp:inline>
+        </w:drawing>
       </w:r>
     </w:p>
     <w:p/>
@@ -970,6 +1985,103 @@
     </w:sectPr>
   </w:body>
 </w:document>
+</file>
+
+<file path=word/numbering.xml><?xml version="1.0" encoding="utf-8"?>
+<w:numbering xmlns:wpc="http://schemas.microsoft.com/office/word/2010/wordprocessingCanvas" xmlns:cx="http://schemas.microsoft.com/office/drawing/2014/chartex" xmlns:cx1="http://schemas.microsoft.com/office/drawing/2015/9/8/chartex" xmlns:cx2="http://schemas.microsoft.com/office/drawing/2015/10/21/chartex" xmlns:cx3="http://schemas.microsoft.com/office/drawing/2016/5/9/chartex" xmlns:cx4="http://schemas.microsoft.com/office/drawing/2016/5/10/chartex" xmlns:cx5="http://schemas.microsoft.com/office/drawing/2016/5/11/chartex" xmlns:cx6="http://schemas.microsoft.com/office/drawing/2016/5/12/chartex" xmlns:cx7="http://schemas.microsoft.com/office/drawing/2016/5/13/chartex" xmlns:cx8="http://schemas.microsoft.com/office/drawing/2016/5/14/chartex" xmlns:mc="http://schemas.openxmlformats.org/markup-compatibility/2006" xmlns:aink="http://schemas.microsoft.com/office/drawing/2016/ink" xmlns:am3d="http://schemas.microsoft.com/office/drawing/2017/model3d" xmlns:o="urn:schemas-microsoft-com:office:office" xmlns:oel="http://schemas.microsoft.com/office/2019/extlst" xmlns:r="http://schemas.openxmlformats.org/officeDocument/2006/relationships" xmlns:m="http://schemas.openxmlformats.org/officeDocument/2006/math" xmlns:v="urn:schemas-microsoft-com:vml" xmlns:wp14="http://schemas.microsoft.com/office/word/2010/wordprocessingDrawing" xmlns:wp="http://schemas.openxmlformats.org/drawingml/2006/wordprocessingDrawing" xmlns:w10="urn:schemas-microsoft-com:office:word" xmlns:w="http://schemas.openxmlformats.org/wordprocessingml/2006/main" xmlns:w14="http://schemas.microsoft.com/office/word/2010/wordml" xmlns:w15="http://schemas.microsoft.com/office/word/2012/wordml" xmlns:w16cex="http://schemas.microsoft.com/office/word/2018/wordml/cex" xmlns:w16cid="http://schemas.microsoft.com/office/word/2016/wordml/cid" xmlns:w16="http://schemas.microsoft.com/office/word/2018/wordml" xmlns:w16du="http://schemas.microsoft.com/office/word/2023/wordml/word16du" xmlns:w16sdtdh="http://schemas.microsoft.com/office/word/2020/wordml/sdtdatahash" xmlns:w16sdtfl="http://schemas.microsoft.com/office/word/2024/wordml/sdtformatlock" xmlns:w16se="http://schemas.microsoft.com/office/word/2015/wordml/symex" xmlns:wpg="http://schemas.microsoft.com/office/word/2010/wordprocessingGroup" xmlns:wpi="http://schemas.microsoft.com/office/word/2010/wordprocessingInk" xmlns:wne="http://schemas.microsoft.com/office/word/2006/wordml" xmlns:wps="http://schemas.microsoft.com/office/word/2010/wordprocessingShape" mc:Ignorable="w14 w15 w16se w16cid w16 w16cex w16sdtdh w16sdtfl w16du wp14">
+  <w:abstractNum w:abstractNumId="0" w15:restartNumberingAfterBreak="0">
+    <w:nsid w:val="3E631624"/>
+    <w:multiLevelType w:val="hybridMultilevel"/>
+    <w:tmpl w:val="AA2AB8C4"/>
+    <w:lvl w:ilvl="0" w:tplc="480A02FA">
+      <w:start w:val="1"/>
+      <w:numFmt w:val="decimal"/>
+      <w:lvlText w:val="%1"/>
+      <w:lvlJc w:val="left"/>
+      <w:pPr>
+        <w:ind w:left="720" w:hanging="360"/>
+      </w:pPr>
+      <w:rPr>
+        <w:rFonts w:hint="default"/>
+      </w:rPr>
+    </w:lvl>
+    <w:lvl w:ilvl="1" w:tplc="04090019" w:tentative="1">
+      <w:start w:val="1"/>
+      <w:numFmt w:val="lowerLetter"/>
+      <w:lvlText w:val="%2."/>
+      <w:lvlJc w:val="left"/>
+      <w:pPr>
+        <w:ind w:left="1440" w:hanging="360"/>
+      </w:pPr>
+    </w:lvl>
+    <w:lvl w:ilvl="2" w:tplc="0409001B" w:tentative="1">
+      <w:start w:val="1"/>
+      <w:numFmt w:val="lowerRoman"/>
+      <w:lvlText w:val="%3."/>
+      <w:lvlJc w:val="right"/>
+      <w:pPr>
+        <w:ind w:left="2160" w:hanging="180"/>
+      </w:pPr>
+    </w:lvl>
+    <w:lvl w:ilvl="3" w:tplc="0409000F" w:tentative="1">
+      <w:start w:val="1"/>
+      <w:numFmt w:val="decimal"/>
+      <w:lvlText w:val="%4."/>
+      <w:lvlJc w:val="left"/>
+      <w:pPr>
+        <w:ind w:left="2880" w:hanging="360"/>
+      </w:pPr>
+    </w:lvl>
+    <w:lvl w:ilvl="4" w:tplc="04090019" w:tentative="1">
+      <w:start w:val="1"/>
+      <w:numFmt w:val="lowerLetter"/>
+      <w:lvlText w:val="%5."/>
+      <w:lvlJc w:val="left"/>
+      <w:pPr>
+        <w:ind w:left="3600" w:hanging="360"/>
+      </w:pPr>
+    </w:lvl>
+    <w:lvl w:ilvl="5" w:tplc="0409001B" w:tentative="1">
+      <w:start w:val="1"/>
+      <w:numFmt w:val="lowerRoman"/>
+      <w:lvlText w:val="%6."/>
+      <w:lvlJc w:val="right"/>
+      <w:pPr>
+        <w:ind w:left="4320" w:hanging="180"/>
+      </w:pPr>
+    </w:lvl>
+    <w:lvl w:ilvl="6" w:tplc="0409000F" w:tentative="1">
+      <w:start w:val="1"/>
+      <w:numFmt w:val="decimal"/>
+      <w:lvlText w:val="%7."/>
+      <w:lvlJc w:val="left"/>
+      <w:pPr>
+        <w:ind w:left="5040" w:hanging="360"/>
+      </w:pPr>
+    </w:lvl>
+    <w:lvl w:ilvl="7" w:tplc="04090019" w:tentative="1">
+      <w:start w:val="1"/>
+      <w:numFmt w:val="lowerLetter"/>
+      <w:lvlText w:val="%8."/>
+      <w:lvlJc w:val="left"/>
+      <w:pPr>
+        <w:ind w:left="5760" w:hanging="360"/>
+      </w:pPr>
+    </w:lvl>
+    <w:lvl w:ilvl="8" w:tplc="0409001B" w:tentative="1">
+      <w:start w:val="1"/>
+      <w:numFmt w:val="lowerRoman"/>
+      <w:lvlText w:val="%9."/>
+      <w:lvlJc w:val="right"/>
+      <w:pPr>
+        <w:ind w:left="6480" w:hanging="180"/>
+      </w:pPr>
+    </w:lvl>
+  </w:abstractNum>
+  <w:num w:numId="1" w16cid:durableId="165828400">
+    <w:abstractNumId w:val="0"/>
+  </w:num>
+</w:numbering>
 </file>
 
 <file path=word/styles.xml><?xml version="1.0" encoding="utf-8"?>
@@ -1575,6 +2687,7 @@
   <w:style w:type="character" w:default="1" w:styleId="DefaultParagraphFont">
     <w:name w:val="Default Paragraph Font"/>
     <w:uiPriority w:val="1"/>
+    <w:semiHidden/>
     <w:unhideWhenUsed/>
   </w:style>
   <w:style w:type="table" w:default="1" w:styleId="TableNormal">
